--- a/docs/BTL PYTHON.docx
+++ b/docs/BTL PYTHON.docx
@@ -350,7 +350,16 @@
                                 <w:szCs w:val="28"/>
                                 <w:lang w:val="vi-VN"/>
                               </w:rPr>
-                              <w:t>Giảng viên hướng dẫn: Đinh Công Tùng</w:t>
+                              <w:t xml:space="preserve">Giảng viên hướng dẫn: </w:t>
+                            </w:r>
+                            <w:r>
+                              <w:rPr>
+                                <w:b/>
+                                <w:sz w:val="28"/>
+                                <w:szCs w:val="28"/>
+                                <w:lang w:val="vi-VN"/>
+                              </w:rPr>
+                              <w:t>Nguyễn Đức Thiện (B)</w:t>
                             </w:r>
                           </w:p>
                           <w:p>
@@ -511,7 +520,21 @@
                                     <w:rPr>
                                       <w:b/>
                                     </w:rPr>
-                                    <w:t>DCCNTT 14.C.2</w:t>
+                                    <w:t xml:space="preserve">DCCNTT </w:t>
+                                  </w:r>
+                                  <w:proofErr w:type="gramStart"/>
+                                  <w:r>
+                                    <w:rPr>
+                                      <w:b/>
+                                    </w:rPr>
+                                    <w:t>14.C.</w:t>
+                                  </w:r>
+                                  <w:proofErr w:type="gramEnd"/>
+                                  <w:r>
+                                    <w:rPr>
+                                      <w:b/>
+                                    </w:rPr>
+                                    <w:t>2</w:t>
                                   </w:r>
                                 </w:p>
                               </w:tc>
@@ -578,7 +601,21 @@
                                     <w:rPr>
                                       <w:b/>
                                     </w:rPr>
-                                    <w:t xml:space="preserve"> 14.C.2</w:t>
+                                    <w:t xml:space="preserve"> </w:t>
+                                  </w:r>
+                                  <w:proofErr w:type="gramStart"/>
+                                  <w:r>
+                                    <w:rPr>
+                                      <w:b/>
+                                    </w:rPr>
+                                    <w:t>14.C.</w:t>
+                                  </w:r>
+                                  <w:proofErr w:type="gramEnd"/>
+                                  <w:r>
+                                    <w:rPr>
+                                      <w:b/>
+                                    </w:rPr>
+                                    <w:t>2</w:t>
                                   </w:r>
                                 </w:p>
                               </w:tc>
@@ -645,7 +682,21 @@
                                     <w:rPr>
                                       <w:b/>
                                     </w:rPr>
-                                    <w:t xml:space="preserve"> 14.C.2</w:t>
+                                    <w:t xml:space="preserve"> </w:t>
+                                  </w:r>
+                                  <w:proofErr w:type="gramStart"/>
+                                  <w:r>
+                                    <w:rPr>
+                                      <w:b/>
+                                    </w:rPr>
+                                    <w:t>14.C.</w:t>
+                                  </w:r>
+                                  <w:proofErr w:type="gramEnd"/>
+                                  <w:r>
+                                    <w:rPr>
+                                      <w:b/>
+                                    </w:rPr>
+                                    <w:t>2</w:t>
                                   </w:r>
                                 </w:p>
                               </w:tc>
@@ -1126,7 +1177,16 @@
                           <w:szCs w:val="28"/>
                           <w:lang w:val="vi-VN"/>
                         </w:rPr>
-                        <w:t>Giảng viên hướng dẫn: Đinh Công Tùng</w:t>
+                        <w:t xml:space="preserve">Giảng viên hướng dẫn: </w:t>
+                      </w:r>
+                      <w:r>
+                        <w:rPr>
+                          <w:b/>
+                          <w:sz w:val="28"/>
+                          <w:szCs w:val="28"/>
+                          <w:lang w:val="vi-VN"/>
+                        </w:rPr>
+                        <w:t>Nguyễn Đức Thiện (B)</w:t>
                       </w:r>
                     </w:p>
                     <w:p>
@@ -1287,7 +1347,21 @@
                               <w:rPr>
                                 <w:b/>
                               </w:rPr>
-                              <w:t>DCCNTT 14.C.2</w:t>
+                              <w:t xml:space="preserve">DCCNTT </w:t>
+                            </w:r>
+                            <w:proofErr w:type="gramStart"/>
+                            <w:r>
+                              <w:rPr>
+                                <w:b/>
+                              </w:rPr>
+                              <w:t>14.C.</w:t>
+                            </w:r>
+                            <w:proofErr w:type="gramEnd"/>
+                            <w:r>
+                              <w:rPr>
+                                <w:b/>
+                              </w:rPr>
+                              <w:t>2</w:t>
                             </w:r>
                           </w:p>
                         </w:tc>
@@ -1354,7 +1428,21 @@
                               <w:rPr>
                                 <w:b/>
                               </w:rPr>
-                              <w:t xml:space="preserve"> 14.C.2</w:t>
+                              <w:t xml:space="preserve"> </w:t>
+                            </w:r>
+                            <w:proofErr w:type="gramStart"/>
+                            <w:r>
+                              <w:rPr>
+                                <w:b/>
+                              </w:rPr>
+                              <w:t>14.C.</w:t>
+                            </w:r>
+                            <w:proofErr w:type="gramEnd"/>
+                            <w:r>
+                              <w:rPr>
+                                <w:b/>
+                              </w:rPr>
+                              <w:t>2</w:t>
                             </w:r>
                           </w:p>
                         </w:tc>
@@ -1421,7 +1509,21 @@
                               <w:rPr>
                                 <w:b/>
                               </w:rPr>
-                              <w:t xml:space="preserve"> 14.C.2</w:t>
+                              <w:t xml:space="preserve"> </w:t>
+                            </w:r>
+                            <w:proofErr w:type="gramStart"/>
+                            <w:r>
+                              <w:rPr>
+                                <w:b/>
+                              </w:rPr>
+                              <w:t>14.C.</w:t>
+                            </w:r>
+                            <w:proofErr w:type="gramEnd"/>
+                            <w:r>
+                              <w:rPr>
+                                <w:b/>
+                              </w:rPr>
+                              <w:t>2</w:t>
                             </w:r>
                           </w:p>
                         </w:tc>
@@ -1914,7 +2016,16 @@
                                 <w:szCs w:val="28"/>
                                 <w:lang w:val="vi-VN"/>
                               </w:rPr>
-                              <w:t>Giảng viên hướng dẫn: Đinh Công Tùng</w:t>
+                              <w:t xml:space="preserve">Giảng viên hướng dẫn: </w:t>
+                            </w:r>
+                            <w:r>
+                              <w:rPr>
+                                <w:b/>
+                                <w:sz w:val="28"/>
+                                <w:szCs w:val="28"/>
+                                <w:lang w:val="vi-VN"/>
+                              </w:rPr>
+                              <w:t>Nguyễn Đức Thiện (B)</w:t>
                             </w:r>
                           </w:p>
                           <w:p>
@@ -2327,8 +2438,16 @@
                                     <w:jc w:val="center"/>
                                     <w:rPr>
                                       <w:b/>
+                                      <w:bCs/>
                                     </w:rPr>
                                   </w:pPr>
+                                  <w:r>
+                                    <w:rPr>
+                                      <w:b/>
+                                      <w:bCs/>
+                                    </w:rPr>
+                                    <w:t>20231110</w:t>
+                                  </w:r>
                                 </w:p>
                               </w:tc>
                               <w:tc>
@@ -2795,7 +2914,16 @@
                           <w:szCs w:val="28"/>
                           <w:lang w:val="vi-VN"/>
                         </w:rPr>
-                        <w:t>Giảng viên hướng dẫn: Đinh Công Tùng</w:t>
+                        <w:t xml:space="preserve">Giảng viên hướng dẫn: </w:t>
+                      </w:r>
+                      <w:r>
+                        <w:rPr>
+                          <w:b/>
+                          <w:sz w:val="28"/>
+                          <w:szCs w:val="28"/>
+                          <w:lang w:val="vi-VN"/>
+                        </w:rPr>
+                        <w:t>Nguyễn Đức Thiện (B)</w:t>
                       </w:r>
                     </w:p>
                     <w:p>
@@ -3208,8 +3336,16 @@
                               <w:jc w:val="center"/>
                               <w:rPr>
                                 <w:b/>
-                              </w:rPr>
-                            </w:pPr>
+                                <w:bCs/>
+                              </w:rPr>
+                            </w:pPr>
+                            <w:r>
+                              <w:rPr>
+                                <w:b/>
+                                <w:bCs/>
+                              </w:rPr>
+                              <w:t>20231110</w:t>
+                            </w:r>
                           </w:p>
                         </w:tc>
                         <w:tc>
@@ -3429,6 +3565,130 @@
     <w:p>
       <w:pPr>
         <w:spacing w:after="160" w:line="259" w:lineRule="auto"/>
+        <w:rPr>
+          <w:sz w:val="26"/>
+          <w:szCs w:val="26"/>
+        </w:rPr>
+      </w:pPr>
+      <w:r>
+        <w:rPr>
+          <w:sz w:val="26"/>
+          <w:szCs w:val="26"/>
+        </w:rPr>
+        <w:br w:type="page"/>
+      </w:r>
+    </w:p>
+    <w:p>
+      <w:pPr>
+        <w:spacing w:after="160" w:line="259" w:lineRule="auto"/>
+        <w:jc w:val="center"/>
+        <w:rPr>
+          <w:sz w:val="28"/>
+          <w:szCs w:val="28"/>
+        </w:rPr>
+      </w:pPr>
+      <w:r>
+        <w:rPr>
+          <w:sz w:val="28"/>
+          <w:szCs w:val="28"/>
+        </w:rPr>
+        <w:lastRenderedPageBreak/>
+        <w:t>Bảng phân công công việc</w:t>
+      </w:r>
+    </w:p>
+    <w:tbl>
+      <w:tblPr>
+        <w:tblStyle w:val="TableGrid"/>
+        <w:tblW w:w="0" w:type="auto"/>
+        <w:tblLook w:val="04A0" w:firstRow="1" w:lastRow="0" w:firstColumn="1" w:lastColumn="0" w:noHBand="0" w:noVBand="1"/>
+      </w:tblPr>
+      <w:tblGrid>
+        <w:gridCol w:w="4508"/>
+        <w:gridCol w:w="4508"/>
+      </w:tblGrid>
+      <w:tr>
+        <w:tc>
+          <w:tcPr>
+            <w:tcW w:w="4508" w:type="dxa"/>
+          </w:tcPr>
+          <w:p>
+            <w:pPr>
+              <w:spacing w:after="160" w:line="259" w:lineRule="auto"/>
+              <w:jc w:val="center"/>
+              <w:rPr>
+                <w:sz w:val="26"/>
+                <w:szCs w:val="26"/>
+              </w:rPr>
+            </w:pPr>
+            <w:r>
+              <w:rPr>
+                <w:sz w:val="26"/>
+                <w:szCs w:val="26"/>
+              </w:rPr>
+              <w:t>Họ và tên</w:t>
+            </w:r>
+          </w:p>
+        </w:tc>
+        <w:tc>
+          <w:tcPr>
+            <w:tcW w:w="4508" w:type="dxa"/>
+          </w:tcPr>
+          <w:p>
+            <w:pPr>
+              <w:spacing w:after="160" w:line="259" w:lineRule="auto"/>
+              <w:jc w:val="center"/>
+              <w:rPr>
+                <w:sz w:val="26"/>
+                <w:szCs w:val="26"/>
+              </w:rPr>
+            </w:pPr>
+            <w:r>
+              <w:rPr>
+                <w:sz w:val="26"/>
+                <w:szCs w:val="26"/>
+              </w:rPr>
+              <w:t>Công việc</w:t>
+            </w:r>
+          </w:p>
+        </w:tc>
+      </w:tr>
+      <w:tr>
+        <w:tc>
+          <w:tcPr>
+            <w:tcW w:w="4508" w:type="dxa"/>
+          </w:tcPr>
+          <w:p>
+            <w:pPr>
+              <w:spacing w:after="160" w:line="259" w:lineRule="auto"/>
+              <w:jc w:val="both"/>
+              <w:rPr>
+                <w:sz w:val="26"/>
+                <w:szCs w:val="26"/>
+              </w:rPr>
+            </w:pPr>
+          </w:p>
+        </w:tc>
+        <w:tc>
+          <w:tcPr>
+            <w:tcW w:w="4508" w:type="dxa"/>
+          </w:tcPr>
+          <w:p>
+            <w:pPr>
+              <w:spacing w:after="160" w:line="259" w:lineRule="auto"/>
+              <w:jc w:val="both"/>
+              <w:rPr>
+                <w:sz w:val="26"/>
+                <w:szCs w:val="26"/>
+              </w:rPr>
+            </w:pPr>
+          </w:p>
+        </w:tc>
+      </w:tr>
+    </w:tbl>
+    <w:p>
+      <w:pPr>
+        <w:spacing w:after="160" w:line="259" w:lineRule="auto"/>
+        <w:jc w:val="both"/>
         <w:rPr>
           <w:sz w:val="26"/>
           <w:szCs w:val="26"/>
@@ -3644,6 +3904,127 @@
     <w:p>
       <w:pPr>
         <w:spacing w:after="160" w:line="259" w:lineRule="auto"/>
+        <w:jc w:val="center"/>
+        <w:rPr>
+          <w:sz w:val="30"/>
+          <w:szCs w:val="30"/>
+        </w:rPr>
+      </w:pPr>
+      <w:r>
+        <w:rPr>
+          <w:sz w:val="26"/>
+          <w:szCs w:val="26"/>
+        </w:rPr>
+        <w:br w:type="page"/>
+      </w:r>
+      <w:r>
+        <w:rPr>
+          <w:sz w:val="30"/>
+          <w:szCs w:val="30"/>
+        </w:rPr>
+        <w:lastRenderedPageBreak/>
+        <w:t>Giới Thiệu Chung</w:t>
+      </w:r>
+    </w:p>
+    <w:p>
+      <w:pPr>
+        <w:spacing w:after="160" w:line="360" w:lineRule="auto"/>
+        <w:jc w:val="both"/>
+        <w:rPr>
+          <w:sz w:val="26"/>
+          <w:szCs w:val="26"/>
+          <w:lang w:val="vi-VN"/>
+        </w:rPr>
+      </w:pPr>
+      <w:r>
+        <w:rPr>
+          <w:sz w:val="26"/>
+          <w:szCs w:val="26"/>
+          <w:lang w:val="vi-VN"/>
+        </w:rPr>
+        <w:t>Môn học Lập trình ứng dụng với Python là học phần quan trọng trong chương trình đào tạo ngành Công nghệ thông tin, giúp sinh viên nắm được kiến thức về xây dựng phần mềm ứng dụng bằng Python. Thông qua môn học, sinh viên được học về lập trình hướng đối tượng, thiết kế giao diện, xử lý dữ liệu và kết nối cơ sở dữ liệu để xây dựng các hệ thống quản lý phục vụ nhu cầu thực tế.</w:t>
+      </w:r>
+    </w:p>
+    <w:p>
+      <w:pPr>
+        <w:spacing w:after="160" w:line="360" w:lineRule="auto"/>
+        <w:jc w:val="both"/>
+        <w:rPr>
+          <w:sz w:val="26"/>
+          <w:szCs w:val="26"/>
+          <w:lang w:val="vi-VN"/>
+        </w:rPr>
+      </w:pPr>
+      <w:r>
+        <w:rPr>
+          <w:sz w:val="26"/>
+          <w:szCs w:val="26"/>
+          <w:lang w:val="vi-VN"/>
+        </w:rPr>
+        <w:t>Trong thời đại công nghệ phát triển hiện nay, nhu cầu tuyển dụng và tìm kiếm việc làm ngày càng tăng cao. Các doanh nghiệp cần tìm kiếm ứng viên phù hợp trong thời gian ngắn, trong khi người lao động mong muốn tiếp cận nhiều cơ hội việc làm phù hợp với năng lực của bản thân. Tuy nhiên, việc quản lý thông tin tuyển dụng, hồ sơ ứng viên và các giao dịch việc làm bằng phương pháp thủ công thường gặp nhiều khó khăn, dễ xảy ra sai sót và mất nhiều thời gian xử lý.</w:t>
+      </w:r>
+    </w:p>
+    <w:p>
+      <w:pPr>
+        <w:spacing w:after="160" w:line="360" w:lineRule="auto"/>
+        <w:jc w:val="both"/>
+        <w:rPr>
+          <w:sz w:val="26"/>
+          <w:szCs w:val="26"/>
+          <w:lang w:val="vi-VN"/>
+        </w:rPr>
+      </w:pPr>
+      <w:r>
+        <w:rPr>
+          <w:sz w:val="26"/>
+          <w:szCs w:val="26"/>
+          <w:lang w:val="vi-VN"/>
+        </w:rPr>
+        <w:t>Xuất phát từ thực tế đó, nhóm lựa chọn đề tài “Xây dựng phần mềm quản lý giao dịch việc làm” nhằm xây dựng hệ thống hỗ trợ quản lý thông tin tuyển dụng, hồ sơ ứng viên và quá trình ứng tuyển một cách nhanh chóng, chính xác và hiệu quả hơn. Hệ thống cho phép lưu trữ, tìm kiếm, cập nhật và quản lý dữ liệu dễ dàng, góp phần nâng cao hiệu quả trong hoạt động tuyển dụng và tìm kiếm việc làm.</w:t>
+      </w:r>
+    </w:p>
+    <w:p>
+      <w:pPr>
+        <w:spacing w:after="160" w:line="360" w:lineRule="auto"/>
+        <w:jc w:val="both"/>
+        <w:rPr>
+          <w:sz w:val="26"/>
+          <w:szCs w:val="26"/>
+          <w:lang w:val="vi-VN"/>
+        </w:rPr>
+      </w:pPr>
+      <w:r>
+        <w:rPr>
+          <w:sz w:val="26"/>
+          <w:szCs w:val="26"/>
+          <w:lang w:val="vi-VN"/>
+        </w:rPr>
+        <w:t>Trong quá trình thực hiện đề tài, nhóm sử dụng ngôn ngữ Python để xây dựng chương trình, sử dụng MySQL thông qua phpMyAdmin và XAMPP để quản lý dữ liệu. Ngoài ra, nhóm còn sử dụng GitHub để lưu trữ và quản lý source code trong quá trình phát triển phần mềm.</w:t>
+      </w:r>
+    </w:p>
+    <w:p>
+      <w:pPr>
+        <w:spacing w:after="160" w:line="360" w:lineRule="auto"/>
+        <w:jc w:val="both"/>
+        <w:rPr>
+          <w:sz w:val="26"/>
+          <w:szCs w:val="26"/>
+          <w:lang w:val="vi-VN"/>
+        </w:rPr>
+      </w:pPr>
+      <w:r>
+        <w:rPr>
+          <w:sz w:val="26"/>
+          <w:szCs w:val="26"/>
+          <w:lang w:val="vi-VN"/>
+        </w:rPr>
+        <w:t>Thông qua đề tài này, nhóm không chỉ củng cố kiến thức đã học mà còn nâng cao kỹ năng lập trình, phân tích hệ thống, làm việc nhóm và phát triển phần mềm thực tế.</w:t>
+      </w:r>
+    </w:p>
+    <w:p>
+      <w:pPr>
+        <w:spacing w:after="160" w:line="360" w:lineRule="auto"/>
+        <w:jc w:val="both"/>
         <w:rPr>
           <w:sz w:val="26"/>
           <w:szCs w:val="26"/>
@@ -3653,9 +4034,20 @@
         <w:rPr>
           <w:sz w:val="26"/>
           <w:szCs w:val="26"/>
+          <w:lang w:val="vi-VN"/>
         </w:rPr>
         <w:br w:type="page"/>
       </w:r>
+    </w:p>
+    <w:p>
+      <w:pPr>
+        <w:spacing w:after="160" w:line="259" w:lineRule="auto"/>
+        <w:rPr>
+          <w:sz w:val="26"/>
+          <w:szCs w:val="26"/>
+          <w:lang w:val="vi-VN"/>
+        </w:rPr>
+      </w:pPr>
     </w:p>
     <w:p>
       <w:pPr>
@@ -3671,7 +4063,6 @@
           <w:sz w:val="26"/>
           <w:szCs w:val="26"/>
         </w:rPr>
-        <w:lastRenderedPageBreak/>
         <w:t>Chương I: Cơ sở lý thuyết</w:t>
       </w:r>
     </w:p>
@@ -4549,7 +4940,6 @@
   <w:style w:type="character" w:default="1" w:styleId="DefaultParagraphFont">
     <w:name w:val="Default Paragraph Font"/>
     <w:uiPriority w:val="1"/>
-    <w:semiHidden/>
     <w:unhideWhenUsed/>
   </w:style>
   <w:style w:type="table" w:default="1" w:styleId="TableNormal">

--- a/docs/BTL PYTHON.docx
+++ b/docs/BTL PYTHON.docx
@@ -520,21 +520,7 @@
                                     <w:rPr>
                                       <w:b/>
                                     </w:rPr>
-                                    <w:t xml:space="preserve">DCCNTT </w:t>
-                                  </w:r>
-                                  <w:proofErr w:type="gramStart"/>
-                                  <w:r>
-                                    <w:rPr>
-                                      <w:b/>
-                                    </w:rPr>
-                                    <w:t>14.C.</w:t>
-                                  </w:r>
-                                  <w:proofErr w:type="gramEnd"/>
-                                  <w:r>
-                                    <w:rPr>
-                                      <w:b/>
-                                    </w:rPr>
-                                    <w:t>2</w:t>
+                                    <w:t>DCCNTT 14.C.2</w:t>
                                   </w:r>
                                 </w:p>
                               </w:tc>
@@ -601,21 +587,7 @@
                                     <w:rPr>
                                       <w:b/>
                                     </w:rPr>
-                                    <w:t xml:space="preserve"> </w:t>
-                                  </w:r>
-                                  <w:proofErr w:type="gramStart"/>
-                                  <w:r>
-                                    <w:rPr>
-                                      <w:b/>
-                                    </w:rPr>
-                                    <w:t>14.C.</w:t>
-                                  </w:r>
-                                  <w:proofErr w:type="gramEnd"/>
-                                  <w:r>
-                                    <w:rPr>
-                                      <w:b/>
-                                    </w:rPr>
-                                    <w:t>2</w:t>
+                                    <w:t xml:space="preserve"> 14.C.2</w:t>
                                   </w:r>
                                 </w:p>
                               </w:tc>
@@ -682,21 +654,7 @@
                                     <w:rPr>
                                       <w:b/>
                                     </w:rPr>
-                                    <w:t xml:space="preserve"> </w:t>
-                                  </w:r>
-                                  <w:proofErr w:type="gramStart"/>
-                                  <w:r>
-                                    <w:rPr>
-                                      <w:b/>
-                                    </w:rPr>
-                                    <w:t>14.C.</w:t>
-                                  </w:r>
-                                  <w:proofErr w:type="gramEnd"/>
-                                  <w:r>
-                                    <w:rPr>
-                                      <w:b/>
-                                    </w:rPr>
-                                    <w:t>2</w:t>
+                                    <w:t xml:space="preserve"> 14.C.2</w:t>
                                   </w:r>
                                 </w:p>
                               </w:tc>
@@ -1347,21 +1305,7 @@
                               <w:rPr>
                                 <w:b/>
                               </w:rPr>
-                              <w:t xml:space="preserve">DCCNTT </w:t>
-                            </w:r>
-                            <w:proofErr w:type="gramStart"/>
-                            <w:r>
-                              <w:rPr>
-                                <w:b/>
-                              </w:rPr>
-                              <w:t>14.C.</w:t>
-                            </w:r>
-                            <w:proofErr w:type="gramEnd"/>
-                            <w:r>
-                              <w:rPr>
-                                <w:b/>
-                              </w:rPr>
-                              <w:t>2</w:t>
+                              <w:t>DCCNTT 14.C.2</w:t>
                             </w:r>
                           </w:p>
                         </w:tc>
@@ -1428,21 +1372,7 @@
                               <w:rPr>
                                 <w:b/>
                               </w:rPr>
-                              <w:t xml:space="preserve"> </w:t>
-                            </w:r>
-                            <w:proofErr w:type="gramStart"/>
-                            <w:r>
-                              <w:rPr>
-                                <w:b/>
-                              </w:rPr>
-                              <w:t>14.C.</w:t>
-                            </w:r>
-                            <w:proofErr w:type="gramEnd"/>
-                            <w:r>
-                              <w:rPr>
-                                <w:b/>
-                              </w:rPr>
-                              <w:t>2</w:t>
+                              <w:t xml:space="preserve"> 14.C.2</w:t>
                             </w:r>
                           </w:p>
                         </w:tc>
@@ -1509,21 +1439,7 @@
                               <w:rPr>
                                 <w:b/>
                               </w:rPr>
-                              <w:t xml:space="preserve"> </w:t>
-                            </w:r>
-                            <w:proofErr w:type="gramStart"/>
-                            <w:r>
-                              <w:rPr>
-                                <w:b/>
-                              </w:rPr>
-                              <w:t>14.C.</w:t>
-                            </w:r>
-                            <w:proofErr w:type="gramEnd"/>
-                            <w:r>
-                              <w:rPr>
-                                <w:b/>
-                              </w:rPr>
-                              <w:t>2</w:t>
+                              <w:t xml:space="preserve"> 14.C.2</w:t>
                             </w:r>
                           </w:p>
                         </w:tc>
@@ -3928,6 +3844,101 @@
     </w:p>
     <w:p>
       <w:pPr>
+        <w:spacing w:before="100" w:beforeAutospacing="1" w:after="100" w:afterAutospacing="1" w:line="360" w:lineRule="auto"/>
+        <w:jc w:val="both"/>
+        <w:rPr>
+          <w:sz w:val="26"/>
+          <w:szCs w:val="26"/>
+          <w:lang w:val="vi-VN"/>
+        </w:rPr>
+      </w:pPr>
+      <w:r>
+        <w:rPr>
+          <w:sz w:val="26"/>
+          <w:szCs w:val="26"/>
+          <w:lang w:val="vi-VN"/>
+        </w:rPr>
+        <w:t>Môn học Lập trình ứng dụng với Python là học phần quan trọng trong chương trình đào tạo ngành Công nghệ thông tin, giúp sinh viên nắm được kiến thức về xây dựng phần mềm ứng dụng bằng Python. Thông qua môn học, sinh viên được học về lập trình hướng đối tượng, thiết kế giao diện, xử lý dữ liệu và kết nối cơ sở dữ liệu để xây dựng các hệ thống quản lý phục vụ nhu cầu thực tế.</w:t>
+      </w:r>
+    </w:p>
+    <w:p>
+      <w:pPr>
+        <w:spacing w:before="100" w:beforeAutospacing="1" w:after="100" w:afterAutospacing="1" w:line="360" w:lineRule="auto"/>
+        <w:jc w:val="both"/>
+        <w:rPr>
+          <w:sz w:val="26"/>
+          <w:szCs w:val="26"/>
+          <w:lang w:val="vi-VN"/>
+        </w:rPr>
+      </w:pPr>
+      <w:r>
+        <w:rPr>
+          <w:sz w:val="26"/>
+          <w:szCs w:val="26"/>
+          <w:lang w:val="vi-VN"/>
+        </w:rPr>
+        <w:t>Trong thời đại công nghệ phát triển hiện nay, nhu cầu tuyển dụng và tìm kiếm việc làm ngày càng tăng cao. Các doanh nghiệp cần tìm kiếm ứng viên phù hợp trong thời gian ngắn, trong khi người lao động mong muốn tiếp cận nhiều cơ hội việc làm phù hợp với năng lực của bản thân. Tuy nhiên, việc quản lý thông tin tuyển dụng, hồ sơ ứng viên và các giao dịch việc làm bằng phương pháp thủ công thường gặp nhiều khó khăn, dễ xảy ra sai sót và mất nhiều thời gian xử lý.</w:t>
+      </w:r>
+    </w:p>
+    <w:p>
+      <w:pPr>
+        <w:spacing w:before="100" w:beforeAutospacing="1" w:after="100" w:afterAutospacing="1" w:line="360" w:lineRule="auto"/>
+        <w:jc w:val="both"/>
+        <w:rPr>
+          <w:sz w:val="26"/>
+          <w:szCs w:val="26"/>
+          <w:lang w:val="vi-VN"/>
+        </w:rPr>
+      </w:pPr>
+      <w:r>
+        <w:rPr>
+          <w:sz w:val="26"/>
+          <w:szCs w:val="26"/>
+          <w:lang w:val="vi-VN"/>
+        </w:rPr>
+        <w:t>Xuất phát từ thực tế đó, nhóm lựa chọn đề tài “Xây dựng phần mềm quản lý giao dịch việc làm” nhằm xây dựng hệ thống hỗ trợ quản lý thông tin tuyển dụng, hồ sơ ứng viên và quá trình ứng tuyển một cách nhanh chóng, chính xác và hiệu quả hơn. Hệ thống cho phép lưu trữ, tìm kiếm, cập nhật và quản lý dữ liệu dễ dàng, góp phần nâng cao hiệu quả trong hoạt động tuyển dụng và tìm kiếm việc làm.</w:t>
+      </w:r>
+    </w:p>
+    <w:p>
+      <w:pPr>
+        <w:spacing w:before="100" w:beforeAutospacing="1" w:after="100" w:afterAutospacing="1" w:line="360" w:lineRule="auto"/>
+        <w:jc w:val="both"/>
+        <w:rPr>
+          <w:sz w:val="26"/>
+          <w:szCs w:val="26"/>
+          <w:lang w:val="vi-VN"/>
+        </w:rPr>
+      </w:pPr>
+      <w:r>
+        <w:rPr>
+          <w:sz w:val="26"/>
+          <w:szCs w:val="26"/>
+          <w:lang w:val="vi-VN"/>
+        </w:rPr>
+        <w:t>Trong quá trình thực hiện đề tài, nhóm sử dụng ngôn ngữ Python để xây dựng chương trình, sử dụng MySQL thông qua phpMyAdmin và XAMPP để quản lý dữ liệu. Ngoài ra, nhóm còn sử dụng GitHub để lưu trữ và quản lý source code trong quá trình phát triển phần mềm.</w:t>
+      </w:r>
+    </w:p>
+    <w:p>
+      <w:pPr>
+        <w:spacing w:before="100" w:beforeAutospacing="1" w:after="100" w:afterAutospacing="1" w:line="360" w:lineRule="auto"/>
+        <w:jc w:val="both"/>
+        <w:rPr>
+          <w:sz w:val="26"/>
+          <w:szCs w:val="26"/>
+          <w:lang w:val="vi-VN"/>
+        </w:rPr>
+      </w:pPr>
+      <w:r>
+        <w:rPr>
+          <w:sz w:val="26"/>
+          <w:szCs w:val="26"/>
+          <w:lang w:val="vi-VN"/>
+        </w:rPr>
+        <w:t>Thông qua đề tài này, nhóm không chỉ củng cố kiến thức đã học mà còn nâng cao kỹ năng lập trình, phân tích hệ thống, làm việc nhóm và phát triển phần mềm thực tế.</w:t>
+      </w:r>
+    </w:p>
+    <w:p>
+      <w:pPr>
         <w:spacing w:after="160" w:line="360" w:lineRule="auto"/>
         <w:jc w:val="both"/>
         <w:rPr>
@@ -3942,50 +3953,51 @@
           <w:szCs w:val="26"/>
           <w:lang w:val="vi-VN"/>
         </w:rPr>
-        <w:t>Môn học Lập trình ứng dụng với Python là học phần quan trọng trong chương trình đào tạo ngành Công nghệ thông tin, giúp sinh viên nắm được kiến thức về xây dựng phần mềm ứng dụng bằng Python. Thông qua môn học, sinh viên được học về lập trình hướng đối tượng, thiết kế giao diện, xử lý dữ liệu và kết nối cơ sở dữ liệu để xây dựng các hệ thống quản lý phục vụ nhu cầu thực tế.</w:t>
+        <w:br w:type="page"/>
       </w:r>
     </w:p>
     <w:p>
       <w:pPr>
-        <w:spacing w:after="160" w:line="360" w:lineRule="auto"/>
-        <w:jc w:val="both"/>
-        <w:rPr>
-          <w:sz w:val="26"/>
-          <w:szCs w:val="26"/>
-          <w:lang w:val="vi-VN"/>
-        </w:rPr>
-      </w:pPr>
-      <w:r>
-        <w:rPr>
-          <w:sz w:val="26"/>
-          <w:szCs w:val="26"/>
-          <w:lang w:val="vi-VN"/>
-        </w:rPr>
-        <w:t>Trong thời đại công nghệ phát triển hiện nay, nhu cầu tuyển dụng và tìm kiếm việc làm ngày càng tăng cao. Các doanh nghiệp cần tìm kiếm ứng viên phù hợp trong thời gian ngắn, trong khi người lao động mong muốn tiếp cận nhiều cơ hội việc làm phù hợp với năng lực của bản thân. Tuy nhiên, việc quản lý thông tin tuyển dụng, hồ sơ ứng viên và các giao dịch việc làm bằng phương pháp thủ công thường gặp nhiều khó khăn, dễ xảy ra sai sót và mất nhiều thời gian xử lý.</w:t>
+        <w:spacing w:after="160" w:line="259" w:lineRule="auto"/>
+        <w:jc w:val="center"/>
+        <w:rPr>
+          <w:sz w:val="30"/>
+          <w:szCs w:val="30"/>
+        </w:rPr>
+      </w:pPr>
+      <w:r>
+        <w:rPr>
+          <w:sz w:val="30"/>
+          <w:szCs w:val="30"/>
+        </w:rPr>
+        <w:lastRenderedPageBreak/>
+        <w:t>Chương I: Cơ sở lý thuyết</w:t>
       </w:r>
     </w:p>
     <w:p>
       <w:pPr>
-        <w:spacing w:after="160" w:line="360" w:lineRule="auto"/>
+        <w:spacing w:before="100" w:beforeAutospacing="1" w:after="100" w:afterAutospacing="1" w:line="360" w:lineRule="auto"/>
         <w:jc w:val="both"/>
         <w:rPr>
-          <w:sz w:val="26"/>
-          <w:szCs w:val="26"/>
-          <w:lang w:val="vi-VN"/>
-        </w:rPr>
-      </w:pPr>
-      <w:r>
-        <w:rPr>
-          <w:sz w:val="26"/>
-          <w:szCs w:val="26"/>
-          <w:lang w:val="vi-VN"/>
-        </w:rPr>
-        <w:t>Xuất phát từ thực tế đó, nhóm lựa chọn đề tài “Xây dựng phần mềm quản lý giao dịch việc làm” nhằm xây dựng hệ thống hỗ trợ quản lý thông tin tuyển dụng, hồ sơ ứng viên và quá trình ứng tuyển một cách nhanh chóng, chính xác và hiệu quả hơn. Hệ thống cho phép lưu trữ, tìm kiếm, cập nhật và quản lý dữ liệu dễ dàng, góp phần nâng cao hiệu quả trong hoạt động tuyển dụng và tìm kiếm việc làm.</w:t>
+          <w:b/>
+          <w:bCs/>
+          <w:sz w:val="26"/>
+          <w:lang w:val="vi-VN"/>
+        </w:rPr>
+      </w:pPr>
+      <w:r>
+        <w:rPr>
+          <w:b/>
+          <w:bCs/>
+          <w:sz w:val="26"/>
+          <w:lang w:val="vi-VN"/>
+        </w:rPr>
+        <w:t>1.1. Giới thiệu các công cụ và công nghệ sử dụng</w:t>
       </w:r>
     </w:p>
     <w:p>
       <w:pPr>
-        <w:spacing w:after="160" w:line="360" w:lineRule="auto"/>
+        <w:spacing w:before="100" w:beforeAutospacing="1" w:after="100" w:afterAutospacing="1" w:line="360" w:lineRule="auto"/>
         <w:jc w:val="both"/>
         <w:rPr>
           <w:sz w:val="26"/>
@@ -3999,58 +4011,2164 @@
           <w:szCs w:val="26"/>
           <w:lang w:val="vi-VN"/>
         </w:rPr>
-        <w:t>Trong quá trình thực hiện đề tài, nhóm sử dụng ngôn ngữ Python để xây dựng chương trình, sử dụng MySQL thông qua phpMyAdmin và XAMPP để quản lý dữ liệu. Ngoài ra, nhóm còn sử dụng GitHub để lưu trữ và quản lý source code trong quá trình phát triển phần mềm.</w:t>
+        <w:t>Để xây dựng phần mềm quản lý giao dịch việc làm, nhóm đã lựa chọn và sử dụng các công cụ, ngôn ngữ lập trình và framework phù hợp với yêu cầu của đề tài. Dưới đây là phần giới thiệu tổng quan về từng công cụ được sử dụng trong dự án.</w:t>
       </w:r>
     </w:p>
     <w:p>
       <w:pPr>
-        <w:spacing w:after="160" w:line="360" w:lineRule="auto"/>
+        <w:spacing w:before="100" w:beforeAutospacing="1" w:after="100" w:afterAutospacing="1" w:line="360" w:lineRule="auto"/>
         <w:jc w:val="both"/>
         <w:rPr>
-          <w:sz w:val="26"/>
-          <w:szCs w:val="26"/>
-          <w:lang w:val="vi-VN"/>
-        </w:rPr>
-      </w:pPr>
-      <w:r>
-        <w:rPr>
-          <w:sz w:val="26"/>
-          <w:szCs w:val="26"/>
-          <w:lang w:val="vi-VN"/>
-        </w:rPr>
-        <w:t>Thông qua đề tài này, nhóm không chỉ củng cố kiến thức đã học mà còn nâng cao kỹ năng lập trình, phân tích hệ thống, làm việc nhóm và phát triển phần mềm thực tế.</w:t>
+          <w:b/>
+          <w:bCs/>
+          <w:sz w:val="26"/>
+          <w:szCs w:val="26"/>
+          <w:lang w:val="vi-VN"/>
+        </w:rPr>
+      </w:pPr>
+      <w:r>
+        <w:rPr>
+          <w:b/>
+          <w:bCs/>
+          <w:sz w:val="26"/>
+          <w:szCs w:val="26"/>
+          <w:lang w:val="vi-VN"/>
+        </w:rPr>
+        <w:t>1.1.1. Ngôn ngữ lập trình Python</w:t>
       </w:r>
     </w:p>
     <w:p>
       <w:pPr>
-        <w:spacing w:after="160" w:line="360" w:lineRule="auto"/>
+        <w:pStyle w:val="ListParagraph"/>
+        <w:numPr>
+          <w:ilvl w:val="0"/>
+          <w:numId w:val="3"/>
+        </w:numPr>
+        <w:spacing w:before="100" w:beforeAutospacing="1" w:after="100" w:afterAutospacing="1"/>
+        <w:ind w:left="426" w:hanging="284"/>
         <w:jc w:val="both"/>
         <w:rPr>
           <w:sz w:val="26"/>
           <w:szCs w:val="26"/>
-        </w:rPr>
-      </w:pPr>
-      <w:r>
-        <w:rPr>
-          <w:sz w:val="26"/>
-          <w:szCs w:val="26"/>
-          <w:lang w:val="vi-VN"/>
-        </w:rPr>
-        <w:br w:type="page"/>
+          <w:lang w:val="vi-VN"/>
+        </w:rPr>
+      </w:pPr>
+      <w:r>
+        <w:rPr>
+          <w:sz w:val="26"/>
+          <w:szCs w:val="26"/>
+          <w:lang w:val="vi-VN"/>
+        </w:rPr>
+        <w:t>Python là ngôn ngữ lập trình bậc cao, thông dịch, đa mục đích được phát triển bởi Guido van Rossum và ra mắt lần đầu vào năm 1991. Python nổi bật với triết lý thiết kế đề cao tính dễ đọc của mã nguồn, cú pháp ngắn gọn và rõ ràng, giúp lập trình viên tập trung vào giải quyết vấn đề thay vì lo lắng về cú pháp phức tạp.</w:t>
       </w:r>
     </w:p>
     <w:p>
       <w:pPr>
-        <w:spacing w:after="160" w:line="259" w:lineRule="auto"/>
-        <w:rPr>
-          <w:sz w:val="26"/>
-          <w:szCs w:val="26"/>
-          <w:lang w:val="vi-VN"/>
-        </w:rPr>
-      </w:pPr>
+        <w:pStyle w:val="ListParagraph"/>
+        <w:numPr>
+          <w:ilvl w:val="0"/>
+          <w:numId w:val="3"/>
+        </w:numPr>
+        <w:spacing w:before="100" w:beforeAutospacing="1" w:after="100" w:afterAutospacing="1"/>
+        <w:ind w:left="426" w:hanging="284"/>
+        <w:jc w:val="both"/>
+        <w:rPr>
+          <w:sz w:val="26"/>
+          <w:szCs w:val="26"/>
+          <w:lang w:val="vi-VN"/>
+        </w:rPr>
+      </w:pPr>
+      <w:r>
+        <w:rPr>
+          <w:sz w:val="26"/>
+          <w:szCs w:val="26"/>
+          <w:lang w:val="vi-VN"/>
+        </w:rPr>
+        <w:t>Python hỗ trợ nhiều mô hình lập trình khác nhau bao gồm lập trình hướng đối tượng, lập trình hàm và lập trình mệnh lệnh. Nhờ hệ sinh thái thư viện và framework phong phú, Python hiện là ngôn ngữ lập trình phổ biến hàng đầu thế giới và được ứng dụng rộng rãi trong phát triển web, ứng dụng desktop, khoa học dữ liệu, trí tuệ nhân tạo và tự động hóa. Phiên bản sử dụng trong dự án: Python 3.11+.</w:t>
+      </w:r>
     </w:p>
     <w:p>
       <w:pPr>
+        <w:spacing w:before="100" w:beforeAutospacing="1" w:after="100" w:afterAutospacing="1" w:line="360" w:lineRule="auto"/>
+        <w:jc w:val="both"/>
+        <w:rPr>
+          <w:b/>
+          <w:bCs/>
+          <w:sz w:val="26"/>
+          <w:szCs w:val="26"/>
+          <w:lang w:val="vi-VN"/>
+        </w:rPr>
+      </w:pPr>
+      <w:r>
+        <w:rPr>
+          <w:b/>
+          <w:bCs/>
+          <w:sz w:val="26"/>
+          <w:szCs w:val="26"/>
+          <w:lang w:val="vi-VN"/>
+        </w:rPr>
+        <w:t>1.1.2. GitHub</w:t>
+      </w:r>
+    </w:p>
+    <w:p>
+      <w:pPr>
+        <w:pStyle w:val="ListParagraph"/>
+        <w:numPr>
+          <w:ilvl w:val="0"/>
+          <w:numId w:val="4"/>
+        </w:numPr>
+        <w:spacing w:before="100" w:beforeAutospacing="1" w:after="100" w:afterAutospacing="1"/>
+        <w:ind w:left="426" w:hanging="426"/>
+        <w:jc w:val="both"/>
+        <w:rPr>
+          <w:sz w:val="26"/>
+          <w:szCs w:val="26"/>
+          <w:lang w:val="vi-VN"/>
+        </w:rPr>
+      </w:pPr>
+      <w:r>
+        <w:rPr>
+          <w:sz w:val="26"/>
+          <w:szCs w:val="26"/>
+          <w:lang w:val="vi-VN"/>
+        </w:rPr>
+        <w:t>GitHub là nền tảng lưu trữ và quản lý mã nguồn trực tuyến dựa trên hệ thống kiểm soát phiên bản phân tán Git, được Tom Preston-Werner, Chris Wanstrath và PJ Hyett sáng lập năm 2008. GitHub cung cấp giao diện web trực quan giúp các nhóm lập trình viên dễ dàng cộng tác, theo dõi lịch sử thay đổi mã nguồn và quản lý tiến độ dự án.</w:t>
+      </w:r>
+    </w:p>
+    <w:p>
+      <w:pPr>
+        <w:pStyle w:val="ListParagraph"/>
+        <w:numPr>
+          <w:ilvl w:val="0"/>
+          <w:numId w:val="4"/>
+        </w:numPr>
+        <w:spacing w:before="100" w:beforeAutospacing="1" w:after="100" w:afterAutospacing="1"/>
+        <w:ind w:left="426" w:hanging="426"/>
+        <w:jc w:val="both"/>
+        <w:rPr>
+          <w:sz w:val="26"/>
+          <w:szCs w:val="26"/>
+          <w:lang w:val="vi-VN"/>
+        </w:rPr>
+      </w:pPr>
+      <w:r>
+        <w:rPr>
+          <w:sz w:val="26"/>
+          <w:szCs w:val="26"/>
+          <w:lang w:val="vi-VN"/>
+        </w:rPr>
+        <w:t>Với hơn 100 triệu nhà phát triển và hàng trăm triệu repository trên toàn cầu, GitHub đã trở thành công cụ không thể thiếu trong quy trình phát triển phần mềm hiện đại. Ngoài chức năng lưu trữ mã nguồn, GitHub còn tích hợp nhiều tính năng hỗ trợ quy trình làm việc như Pull Request, Issues, Actions (CI/CD) và Project Board.</w:t>
+      </w:r>
+    </w:p>
+    <w:p>
+      <w:pPr>
+        <w:spacing w:before="100" w:beforeAutospacing="1" w:after="100" w:afterAutospacing="1" w:line="360" w:lineRule="auto"/>
+        <w:jc w:val="both"/>
+        <w:rPr>
+          <w:b/>
+          <w:bCs/>
+          <w:sz w:val="26"/>
+          <w:szCs w:val="26"/>
+          <w:lang w:val="vi-VN"/>
+        </w:rPr>
+      </w:pPr>
+      <w:r>
+        <w:rPr>
+          <w:b/>
+          <w:bCs/>
+          <w:sz w:val="26"/>
+          <w:szCs w:val="26"/>
+          <w:lang w:val="vi-VN"/>
+        </w:rPr>
+        <w:t>1.1.3. XAMPP</w:t>
+      </w:r>
+    </w:p>
+    <w:p>
+      <w:pPr>
+        <w:pStyle w:val="ListParagraph"/>
+        <w:numPr>
+          <w:ilvl w:val="0"/>
+          <w:numId w:val="5"/>
+        </w:numPr>
+        <w:spacing w:before="100" w:beforeAutospacing="1" w:after="100" w:afterAutospacing="1"/>
+        <w:ind w:left="284" w:hanging="284"/>
+        <w:jc w:val="both"/>
+        <w:rPr>
+          <w:sz w:val="26"/>
+          <w:szCs w:val="26"/>
+          <w:lang w:val="vi-VN"/>
+        </w:rPr>
+      </w:pPr>
+      <w:r>
+        <w:rPr>
+          <w:sz w:val="26"/>
+          <w:szCs w:val="26"/>
+          <w:lang w:val="vi-VN"/>
+        </w:rPr>
+        <w:lastRenderedPageBreak/>
+        <w:t>XAMPP là gói phần mềm mã nguồn mở, miễn phí do tổ chức Apache Friends phát triển, cung cấp môi trường máy chủ cục bộ (localhost) tích hợp sẵn trên nhiều nền tảng hệ điều hành. Tên XAMPP là viết tắt của: X (cross-platform – đa nền tảng), Apache (máy chủ web), MariaDB/MySQL (hệ quản trị cơ sở dữ liệu), PHP và Perl.</w:t>
+      </w:r>
+    </w:p>
+    <w:p>
+      <w:pPr>
+        <w:pStyle w:val="ListParagraph"/>
+        <w:numPr>
+          <w:ilvl w:val="0"/>
+          <w:numId w:val="5"/>
+        </w:numPr>
+        <w:spacing w:before="100" w:beforeAutospacing="1" w:after="100" w:afterAutospacing="1"/>
+        <w:ind w:left="284" w:hanging="284"/>
+        <w:jc w:val="both"/>
+        <w:rPr>
+          <w:sz w:val="26"/>
+          <w:szCs w:val="26"/>
+          <w:lang w:val="vi-VN"/>
+        </w:rPr>
+      </w:pPr>
+      <w:r>
+        <w:rPr>
+          <w:sz w:val="26"/>
+          <w:szCs w:val="26"/>
+          <w:lang w:val="vi-VN"/>
+        </w:rPr>
+        <w:t>XAMPP cho phép lập trình viên dựng môi trường máy chủ đầy đủ ngay trên máy tính cá nhân mà không cần cấu hình phức tạp, chỉ cần cài đặt và khởi động các dịch vụ thông qua giao diện XAMPP Control Panel. Đây là công cụ phổ biến trong giảng dạy và phát triển phần mềm giai đoạn đầu. Phiên bản sử dụng: XAMPP 8.2.x với MySQL 8.0+.</w:t>
+      </w:r>
+    </w:p>
+    <w:p>
+      <w:pPr>
+        <w:spacing w:before="100" w:beforeAutospacing="1" w:after="100" w:afterAutospacing="1" w:line="360" w:lineRule="auto"/>
+        <w:jc w:val="both"/>
+        <w:rPr>
+          <w:b/>
+          <w:bCs/>
+          <w:sz w:val="26"/>
+          <w:szCs w:val="26"/>
+          <w:lang w:val="vi-VN"/>
+        </w:rPr>
+      </w:pPr>
+      <w:r>
+        <w:rPr>
+          <w:b/>
+          <w:bCs/>
+          <w:sz w:val="26"/>
+          <w:szCs w:val="26"/>
+          <w:lang w:val="vi-VN"/>
+        </w:rPr>
+        <w:t>1.1.4. MySQL</w:t>
+      </w:r>
+    </w:p>
+    <w:p>
+      <w:pPr>
+        <w:pStyle w:val="ListParagraph"/>
+        <w:numPr>
+          <w:ilvl w:val="0"/>
+          <w:numId w:val="6"/>
+        </w:numPr>
+        <w:spacing w:before="100" w:beforeAutospacing="1" w:after="100" w:afterAutospacing="1"/>
+        <w:ind w:left="284" w:hanging="284"/>
+        <w:jc w:val="both"/>
+        <w:rPr>
+          <w:sz w:val="26"/>
+          <w:szCs w:val="26"/>
+          <w:lang w:val="vi-VN"/>
+        </w:rPr>
+      </w:pPr>
+      <w:r>
+        <w:rPr>
+          <w:sz w:val="26"/>
+          <w:szCs w:val="26"/>
+          <w:lang w:val="vi-VN"/>
+        </w:rPr>
+        <w:t>MySQL là hệ quản trị cơ sở dữ liệu quan hệ (RDBMS) mã nguồn mở phổ biến nhất thế giới, được phát triển bởi MySQL AB và hiện được Oracle Corporation duy trì. MySQL sử dụng ngôn ngữ truy vấn có cấu trúc SQL để lưu trữ, truy xuất và quản lý dữ liệu, hỗ trợ đầy đủ các tính năng như giao dịch (transaction), khóa ngoại (foreign key), chỉ mục (index) và phân quyền người dùng.</w:t>
+      </w:r>
+    </w:p>
+    <w:p>
+      <w:pPr>
+        <w:pStyle w:val="ListParagraph"/>
+        <w:numPr>
+          <w:ilvl w:val="0"/>
+          <w:numId w:val="6"/>
+        </w:numPr>
+        <w:spacing w:before="100" w:beforeAutospacing="1" w:after="100" w:afterAutospacing="1"/>
+        <w:ind w:left="284" w:hanging="284"/>
+        <w:jc w:val="both"/>
+        <w:rPr>
+          <w:sz w:val="26"/>
+          <w:szCs w:val="26"/>
+          <w:lang w:val="vi-VN"/>
+        </w:rPr>
+      </w:pPr>
+      <w:r>
+        <w:rPr>
+          <w:sz w:val="26"/>
+          <w:szCs w:val="26"/>
+          <w:lang w:val="vi-VN"/>
+        </w:rPr>
+        <w:t>MySQL được tích hợp sẵn trong gói XAMPP, cho phép dự án khởi động máy chủ cơ sở dữ liệu cục bộ ngay lập tức mà không cần cài đặt riêng. Với hiệu năng cao, độ ổn định tốt và cộng đồng hỗ trợ lớn, MySQL là lựa chọn hàng đầu cho các ứng dụng web và desktop cần lưu trữ dữ liệu có cấu trúc. Phiên bản sử dụng trong dự án: MySQL 8.0+.</w:t>
+      </w:r>
+    </w:p>
+    <w:p>
+      <w:pPr>
+        <w:spacing w:before="100" w:beforeAutospacing="1" w:after="100" w:afterAutospacing="1" w:line="360" w:lineRule="auto"/>
+        <w:jc w:val="both"/>
+        <w:rPr>
+          <w:b/>
+          <w:bCs/>
+          <w:sz w:val="26"/>
+          <w:szCs w:val="26"/>
+          <w:lang w:val="vi-VN"/>
+        </w:rPr>
+      </w:pPr>
+      <w:r>
+        <w:rPr>
+          <w:b/>
+          <w:bCs/>
+          <w:sz w:val="26"/>
+          <w:szCs w:val="26"/>
+          <w:lang w:val="vi-VN"/>
+        </w:rPr>
+        <w:t>1.1.5. Framework FastAPI</w:t>
+      </w:r>
+    </w:p>
+    <w:p>
+      <w:pPr>
+        <w:pStyle w:val="ListParagraph"/>
+        <w:numPr>
+          <w:ilvl w:val="0"/>
+          <w:numId w:val="5"/>
+        </w:numPr>
+        <w:spacing w:before="100" w:beforeAutospacing="1" w:after="100" w:afterAutospacing="1"/>
+        <w:ind w:left="426" w:hanging="426"/>
+        <w:jc w:val="both"/>
+        <w:rPr>
+          <w:sz w:val="26"/>
+          <w:szCs w:val="26"/>
+          <w:lang w:val="vi-VN"/>
+        </w:rPr>
+      </w:pPr>
+      <w:r>
+        <w:rPr>
+          <w:sz w:val="26"/>
+          <w:szCs w:val="26"/>
+          <w:lang w:val="vi-VN"/>
+        </w:rPr>
+        <w:t>FastAPI là web framework Python hiện đại, hiệu năng cao dùng để xây dựng RESTful API, được Sebastián Ramírez phát triển và ra mắt năm 2018. Framework này được xây dựng trên hai nền tảng chính: Starlette để xử lý các tác vụ web bất đồng bộ theo chuẩn ASGI, và Pydantic để xác thực và tuần tự hóa dữ liệu tự động dựa trên Python type hints.</w:t>
+      </w:r>
+    </w:p>
+    <w:p>
+      <w:pPr>
+        <w:pStyle w:val="ListParagraph"/>
+        <w:numPr>
+          <w:ilvl w:val="0"/>
+          <w:numId w:val="5"/>
+        </w:numPr>
+        <w:spacing w:before="100" w:beforeAutospacing="1" w:after="100" w:afterAutospacing="1"/>
+        <w:ind w:left="426" w:hanging="426"/>
+        <w:jc w:val="both"/>
+        <w:rPr>
+          <w:sz w:val="26"/>
+          <w:szCs w:val="26"/>
+          <w:lang w:val="vi-VN"/>
+        </w:rPr>
+      </w:pPr>
+      <w:r>
+        <w:rPr>
+          <w:sz w:val="26"/>
+          <w:szCs w:val="26"/>
+          <w:lang w:val="vi-VN"/>
+        </w:rPr>
+        <w:t xml:space="preserve">FastAPI hiện là một trong những Python framework được ưa chuộng nhất trong cộng đồng phát triển API nhờ hiệu suất vượt trội – tương đương Node.js và Go – </w:t>
+      </w:r>
+      <w:r>
+        <w:rPr>
+          <w:sz w:val="26"/>
+          <w:szCs w:val="26"/>
+          <w:lang w:val="vi-VN"/>
+        </w:rPr>
+        <w:lastRenderedPageBreak/>
+        <w:t>kết hợp với tính năng tự động sinh tài liệu API tương tác (Swagger UI và ReDoc) giúp việc phát triển và kiểm thử API trở nên nhanh chóng và trực quan hơn rất nhiều so với các framework truyền thống.</w:t>
+      </w:r>
+    </w:p>
+    <w:p>
+      <w:pPr>
+        <w:spacing w:before="100" w:beforeAutospacing="1" w:after="100" w:afterAutospacing="1" w:line="360" w:lineRule="auto"/>
+        <w:jc w:val="both"/>
+        <w:rPr>
+          <w:b/>
+          <w:bCs/>
+          <w:sz w:val="26"/>
+          <w:szCs w:val="26"/>
+          <w:lang w:val="vi-VN"/>
+        </w:rPr>
+      </w:pPr>
+      <w:r>
+        <w:rPr>
+          <w:b/>
+          <w:bCs/>
+          <w:sz w:val="26"/>
+          <w:szCs w:val="26"/>
+          <w:lang w:val="vi-VN"/>
+        </w:rPr>
+        <w:t>1.1.6. Thư viện PySide6</w:t>
+      </w:r>
+    </w:p>
+    <w:p>
+      <w:pPr>
+        <w:pStyle w:val="ListParagraph"/>
+        <w:numPr>
+          <w:ilvl w:val="0"/>
+          <w:numId w:val="5"/>
+        </w:numPr>
+        <w:spacing w:before="100" w:beforeAutospacing="1" w:after="100" w:afterAutospacing="1"/>
+        <w:ind w:left="284" w:hanging="284"/>
+        <w:jc w:val="both"/>
+        <w:rPr>
+          <w:sz w:val="26"/>
+          <w:szCs w:val="26"/>
+          <w:lang w:val="vi-VN"/>
+        </w:rPr>
+      </w:pPr>
+      <w:r>
+        <w:rPr>
+          <w:sz w:val="26"/>
+          <w:szCs w:val="26"/>
+          <w:lang w:val="vi-VN"/>
+        </w:rPr>
+        <w:t>PySide6 là thư viện Python chính thức cung cấp binding cho Qt 6 – một trong những framework phát triển giao diện đồ họa (GUI) mạnh mẽ và phổ biến nhất hiện nay – được phát triển và duy trì bởi The Qt Company. PySide6 cho phép lập trình viên Python xây dựng các ứng dụng desktop có giao diện đồ họa chuyên nghiệp, chạy đa nền tảng trên Windows, macOS và Linux mà không cần thay đổi mã nguồn.</w:t>
+      </w:r>
+    </w:p>
+    <w:p>
+      <w:pPr>
+        <w:pStyle w:val="ListParagraph"/>
+        <w:numPr>
+          <w:ilvl w:val="0"/>
+          <w:numId w:val="5"/>
+        </w:numPr>
+        <w:spacing w:before="100" w:beforeAutospacing="1" w:after="100" w:afterAutospacing="1"/>
+        <w:ind w:left="284" w:hanging="284"/>
+        <w:jc w:val="both"/>
+        <w:rPr>
+          <w:sz w:val="26"/>
+          <w:szCs w:val="26"/>
+          <w:lang w:val="vi-VN"/>
+        </w:rPr>
+      </w:pPr>
+      <w:r>
+        <w:rPr>
+          <w:sz w:val="26"/>
+          <w:szCs w:val="26"/>
+          <w:lang w:val="vi-VN"/>
+        </w:rPr>
+        <w:t>Khác với các thư viện GUI khác như Tkinter hay wxPython, PySide6 cung cấp bộ widget hoàn chỉnh và hiện đại, hỗ trợ đầy đủ từ các thành phần giao diện cơ bản đến các module nâng cao như QtCharts (biểu đồ), QtMultimedia (đa phương tiện), QtWebEngine (nhúng trình duyệt web). PySide6 được cấp phép theo LGPL, cho phép sử dụng miễn phí trong cả dự án học thuật lẫn thương mại.</w:t>
+      </w:r>
+    </w:p>
+    <w:p>
+      <w:pPr>
+        <w:spacing w:before="100" w:beforeAutospacing="1" w:after="100" w:afterAutospacing="1" w:line="360" w:lineRule="auto"/>
+        <w:jc w:val="both"/>
+        <w:rPr>
+          <w:b/>
+          <w:bCs/>
+          <w:sz w:val="26"/>
+          <w:szCs w:val="26"/>
+          <w:lang w:val="vi-VN"/>
+        </w:rPr>
+      </w:pPr>
+      <w:r>
+        <w:rPr>
+          <w:b/>
+          <w:bCs/>
+          <w:sz w:val="26"/>
+          <w:szCs w:val="26"/>
+          <w:lang w:val="vi-VN"/>
+        </w:rPr>
+        <w:t>1.2. Công dụng và vai trò của các công cụ trong dự án</w:t>
+      </w:r>
+    </w:p>
+    <w:p>
+      <w:pPr>
+        <w:spacing w:before="100" w:beforeAutospacing="1" w:after="100" w:afterAutospacing="1" w:line="360" w:lineRule="auto"/>
+        <w:jc w:val="both"/>
+        <w:rPr>
+          <w:sz w:val="26"/>
+          <w:szCs w:val="26"/>
+          <w:lang w:val="vi-VN"/>
+        </w:rPr>
+      </w:pPr>
+      <w:r>
+        <w:rPr>
+          <w:sz w:val="26"/>
+          <w:szCs w:val="26"/>
+          <w:lang w:val="vi-VN"/>
+        </w:rPr>
+        <w:t>Sau khi tìm hiểu tổng quan về từng công cụ, phần này trình bày cụ thể công dụng chính của mỗi công cụ cũng như vai trò và vị trí của chúng trong kiến trúc phần mềm quản lý giao dịch việc làm.</w:t>
+      </w:r>
+    </w:p>
+    <w:p>
+      <w:pPr>
+        <w:spacing w:before="100" w:beforeAutospacing="1" w:after="100" w:afterAutospacing="1" w:line="360" w:lineRule="auto"/>
+        <w:jc w:val="both"/>
+        <w:rPr>
+          <w:b/>
+          <w:bCs/>
+          <w:sz w:val="26"/>
+          <w:szCs w:val="26"/>
+          <w:lang w:val="vi-VN"/>
+        </w:rPr>
+      </w:pPr>
+      <w:r>
+        <w:rPr>
+          <w:b/>
+          <w:bCs/>
+          <w:sz w:val="26"/>
+          <w:szCs w:val="26"/>
+          <w:lang w:val="vi-VN"/>
+        </w:rPr>
+        <w:t>1.2.1. Ngôn ngữ lập trình Python</w:t>
+      </w:r>
+    </w:p>
+    <w:p>
+      <w:pPr>
+        <w:spacing w:before="100" w:beforeAutospacing="1" w:after="100" w:afterAutospacing="1" w:line="360" w:lineRule="auto"/>
+        <w:jc w:val="both"/>
+        <w:rPr>
+          <w:sz w:val="26"/>
+          <w:szCs w:val="26"/>
+          <w:lang w:val="vi-VN"/>
+        </w:rPr>
+      </w:pPr>
+      <w:r>
+        <w:rPr>
+          <w:sz w:val="26"/>
+          <w:szCs w:val="26"/>
+          <w:lang w:val="vi-VN"/>
+        </w:rPr>
+        <w:t>Python được sử dụng làm ngôn ngữ lập trình chủ đạo xuyên suốt toàn bộ dự án nhờ tính linh hoạt và khả năng tích hợp với cả hai framework được lựa chọn là FastAPI và PySide6.</w:t>
+      </w:r>
+    </w:p>
+    <w:p>
+      <w:pPr>
+        <w:spacing w:before="100" w:beforeAutospacing="1" w:after="100" w:afterAutospacing="1" w:line="360" w:lineRule="auto"/>
+        <w:jc w:val="both"/>
+        <w:rPr>
+          <w:sz w:val="26"/>
+          <w:szCs w:val="26"/>
+          <w:lang w:val="vi-VN"/>
+        </w:rPr>
+      </w:pPr>
+      <w:r>
+        <w:rPr>
+          <w:sz w:val="26"/>
+          <w:szCs w:val="26"/>
+          <w:lang w:val="vi-VN"/>
+        </w:rPr>
+        <w:t>Công dụng chính của Python trong dự án:</w:t>
+      </w:r>
+    </w:p>
+    <w:p>
+      <w:pPr>
+        <w:numPr>
+          <w:ilvl w:val="0"/>
+          <w:numId w:val="7"/>
+        </w:numPr>
+        <w:spacing w:before="100" w:beforeAutospacing="1" w:after="100" w:afterAutospacing="1" w:line="360" w:lineRule="auto"/>
+        <w:jc w:val="both"/>
+        <w:rPr>
+          <w:sz w:val="26"/>
+          <w:szCs w:val="26"/>
+          <w:lang w:val="vi-VN"/>
+        </w:rPr>
+      </w:pPr>
+      <w:r>
+        <w:rPr>
+          <w:sz w:val="26"/>
+          <w:szCs w:val="26"/>
+          <w:lang w:val="vi-VN"/>
+        </w:rPr>
+        <w:t>Viết toàn bộ logic xử lý nghiệp vụ ở tầng backend: định nghĩa các endpoint API, xử lý dữ liệu đầu vào/đầu ra, kết nối và thao tác với cơ sở dữ liệu MySQL.</w:t>
+      </w:r>
+    </w:p>
+    <w:p>
+      <w:pPr>
+        <w:numPr>
+          <w:ilvl w:val="0"/>
+          <w:numId w:val="7"/>
+        </w:numPr>
+        <w:spacing w:before="100" w:beforeAutospacing="1" w:after="100" w:afterAutospacing="1" w:line="360" w:lineRule="auto"/>
+        <w:jc w:val="both"/>
+        <w:rPr>
+          <w:sz w:val="26"/>
+          <w:szCs w:val="26"/>
+          <w:lang w:val="vi-VN"/>
+        </w:rPr>
+      </w:pPr>
+      <w:r>
+        <w:rPr>
+          <w:sz w:val="26"/>
+          <w:szCs w:val="26"/>
+          <w:lang w:val="vi-VN"/>
+        </w:rPr>
+        <w:lastRenderedPageBreak/>
+        <w:t>Xây dựng giao diện người dùng ở tầng frontend thông qua thư viện PySide6: tạo các cửa sổ, form nhập liệu, bảng dữ liệu và xử lý sự kiện người dùng.</w:t>
+      </w:r>
+    </w:p>
+    <w:p>
+      <w:pPr>
+        <w:numPr>
+          <w:ilvl w:val="0"/>
+          <w:numId w:val="7"/>
+        </w:numPr>
+        <w:spacing w:before="100" w:beforeAutospacing="1" w:after="100" w:afterAutospacing="1" w:line="360" w:lineRule="auto"/>
+        <w:jc w:val="both"/>
+        <w:rPr>
+          <w:sz w:val="26"/>
+          <w:szCs w:val="26"/>
+          <w:lang w:val="vi-VN"/>
+        </w:rPr>
+      </w:pPr>
+      <w:r>
+        <w:rPr>
+          <w:sz w:val="26"/>
+          <w:szCs w:val="26"/>
+          <w:lang w:val="vi-VN"/>
+        </w:rPr>
+        <w:t>Gọi HTTP request từ frontend đến backend thông qua thư viện httpx hoặc requests, đảm bảo luồng dữ liệu thông suốt giữa hai tầng.</w:t>
+      </w:r>
+    </w:p>
+    <w:p>
+      <w:pPr>
+        <w:numPr>
+          <w:ilvl w:val="0"/>
+          <w:numId w:val="7"/>
+        </w:numPr>
+        <w:spacing w:before="100" w:beforeAutospacing="1" w:after="100" w:afterAutospacing="1" w:line="360" w:lineRule="auto"/>
+        <w:jc w:val="both"/>
+        <w:rPr>
+          <w:sz w:val="26"/>
+          <w:szCs w:val="26"/>
+          <w:lang w:val="vi-VN"/>
+        </w:rPr>
+      </w:pPr>
+      <w:r>
+        <w:rPr>
+          <w:sz w:val="26"/>
+          <w:szCs w:val="26"/>
+          <w:lang w:val="vi-VN"/>
+        </w:rPr>
+        <w:t>Viết các script hỗ trợ như tạo dữ liệu mẫu, kiểm thử API, xử lý file trong quá trình phát triển.</w:t>
+      </w:r>
+    </w:p>
+    <w:p>
+      <w:pPr>
+        <w:spacing w:before="100" w:beforeAutospacing="1" w:after="100" w:afterAutospacing="1" w:line="360" w:lineRule="auto"/>
+        <w:jc w:val="both"/>
+        <w:rPr>
+          <w:sz w:val="26"/>
+          <w:szCs w:val="26"/>
+          <w:lang w:val="vi-VN"/>
+        </w:rPr>
+      </w:pPr>
+      <w:r>
+        <w:rPr>
+          <w:sz w:val="26"/>
+          <w:szCs w:val="26"/>
+          <w:lang w:val="vi-VN"/>
+        </w:rPr>
+        <w:t>Nhờ Python là ngôn ngữ chung của cả backend lẫn frontend, nhóm chỉ cần thành thạo một ngôn ngữ duy nhất, giảm đáng kể chi phí học tập và chuyển đổi ngữ cảnh trong quá trình phát triển.</w:t>
+      </w:r>
+    </w:p>
+    <w:p>
+      <w:pPr>
+        <w:spacing w:before="100" w:beforeAutospacing="1" w:after="100" w:afterAutospacing="1" w:line="360" w:lineRule="auto"/>
+        <w:jc w:val="both"/>
+        <w:rPr>
+          <w:b/>
+          <w:bCs/>
+          <w:sz w:val="26"/>
+          <w:szCs w:val="26"/>
+          <w:lang w:val="vi-VN"/>
+        </w:rPr>
+      </w:pPr>
+      <w:r>
+        <w:rPr>
+          <w:b/>
+          <w:bCs/>
+          <w:sz w:val="26"/>
+          <w:szCs w:val="26"/>
+          <w:lang w:val="vi-VN"/>
+        </w:rPr>
+        <w:t>1.2.2. GitHub</w:t>
+      </w:r>
+    </w:p>
+    <w:p>
+      <w:pPr>
+        <w:spacing w:before="100" w:beforeAutospacing="1" w:after="100" w:afterAutospacing="1" w:line="360" w:lineRule="auto"/>
+        <w:jc w:val="both"/>
+        <w:rPr>
+          <w:sz w:val="26"/>
+          <w:szCs w:val="26"/>
+          <w:lang w:val="vi-VN"/>
+        </w:rPr>
+      </w:pPr>
+      <w:r>
+        <w:rPr>
+          <w:sz w:val="26"/>
+          <w:szCs w:val="26"/>
+          <w:lang w:val="vi-VN"/>
+        </w:rPr>
+        <w:t>GitHub đóng vai trò là nền tảng cộng tác và quản lý mã nguồn trung tâm của nhóm trong suốt vòng đời dự án. Cụ thể:</w:t>
+      </w:r>
+    </w:p>
+    <w:p>
+      <w:pPr>
+        <w:numPr>
+          <w:ilvl w:val="0"/>
+          <w:numId w:val="8"/>
+        </w:numPr>
+        <w:spacing w:before="100" w:beforeAutospacing="1" w:after="100" w:afterAutospacing="1" w:line="360" w:lineRule="auto"/>
+        <w:jc w:val="both"/>
+        <w:rPr>
+          <w:sz w:val="26"/>
+          <w:szCs w:val="26"/>
+          <w:lang w:val="vi-VN"/>
+        </w:rPr>
+      </w:pPr>
+      <w:r>
+        <w:rPr>
+          <w:b/>
+          <w:bCs/>
+          <w:sz w:val="26"/>
+          <w:szCs w:val="26"/>
+          <w:lang w:val="vi-VN"/>
+        </w:rPr>
+        <w:t xml:space="preserve">Lưu trữ và bảo vệ mã nguồn: </w:t>
+      </w:r>
+      <w:r>
+        <w:rPr>
+          <w:sz w:val="26"/>
+          <w:szCs w:val="26"/>
+          <w:lang w:val="vi-VN"/>
+        </w:rPr>
+        <w:t>Toàn bộ mã nguồn của dự án – bao gồm backend FastAPI, frontend PySide6 và các file cấu hình – được lưu trữ trên GitHub repository, đảm bảo an toàn và có thể truy cập từ bất kỳ đâu.</w:t>
+      </w:r>
+    </w:p>
+    <w:p>
+      <w:pPr>
+        <w:numPr>
+          <w:ilvl w:val="0"/>
+          <w:numId w:val="8"/>
+        </w:numPr>
+        <w:spacing w:before="100" w:beforeAutospacing="1" w:after="100" w:afterAutospacing="1" w:line="360" w:lineRule="auto"/>
+        <w:jc w:val="both"/>
+        <w:rPr>
+          <w:sz w:val="26"/>
+          <w:szCs w:val="26"/>
+          <w:lang w:val="vi-VN"/>
+        </w:rPr>
+      </w:pPr>
+      <w:r>
+        <w:rPr>
+          <w:b/>
+          <w:bCs/>
+          <w:sz w:val="26"/>
+          <w:szCs w:val="26"/>
+          <w:lang w:val="vi-VN"/>
+        </w:rPr>
+        <w:t xml:space="preserve">Quản lý phiên bản: </w:t>
+      </w:r>
+      <w:r>
+        <w:rPr>
+          <w:sz w:val="26"/>
+          <w:szCs w:val="26"/>
+          <w:lang w:val="vi-VN"/>
+        </w:rPr>
+        <w:t>Mỗi thay đổi trong mã nguồn đều được ghi lại thông qua commit với mô tả rõ ràng, giúp nhóm dễ dàng theo dõi tiến trình và khôi phục về phiên bản trước khi phát sinh lỗi nghiêm trọng.</w:t>
+      </w:r>
+    </w:p>
+    <w:p>
+      <w:pPr>
+        <w:numPr>
+          <w:ilvl w:val="0"/>
+          <w:numId w:val="8"/>
+        </w:numPr>
+        <w:spacing w:before="100" w:beforeAutospacing="1" w:after="100" w:afterAutospacing="1" w:line="360" w:lineRule="auto"/>
+        <w:jc w:val="both"/>
+        <w:rPr>
+          <w:sz w:val="26"/>
+          <w:szCs w:val="26"/>
+          <w:lang w:val="vi-VN"/>
+        </w:rPr>
+      </w:pPr>
+      <w:r>
+        <w:rPr>
+          <w:b/>
+          <w:bCs/>
+          <w:sz w:val="26"/>
+          <w:szCs w:val="26"/>
+          <w:lang w:val="vi-VN"/>
+        </w:rPr>
+        <w:t xml:space="preserve">Phân công làm việc nhóm: </w:t>
+      </w:r>
+      <w:r>
+        <w:rPr>
+          <w:sz w:val="26"/>
+          <w:szCs w:val="26"/>
+          <w:lang w:val="vi-VN"/>
+        </w:rPr>
+        <w:t>Mỗi thành viên làm việc trên nhánh (branch) riêng theo từng tính năng được phân công, sau đó tạo Pull Request để nhóm cùng review trước khi hợp nhất vào nhánh chính (main branch).</w:t>
+      </w:r>
+    </w:p>
+    <w:p>
+      <w:pPr>
+        <w:numPr>
+          <w:ilvl w:val="0"/>
+          <w:numId w:val="8"/>
+        </w:numPr>
+        <w:spacing w:before="100" w:beforeAutospacing="1" w:after="100" w:afterAutospacing="1" w:line="360" w:lineRule="auto"/>
+        <w:jc w:val="both"/>
+        <w:rPr>
+          <w:sz w:val="26"/>
+          <w:szCs w:val="26"/>
+          <w:lang w:val="vi-VN"/>
+        </w:rPr>
+      </w:pPr>
+      <w:r>
+        <w:rPr>
+          <w:b/>
+          <w:bCs/>
+          <w:sz w:val="26"/>
+          <w:szCs w:val="26"/>
+          <w:lang w:val="vi-VN"/>
+        </w:rPr>
+        <w:t xml:space="preserve">Theo dõi và xử lý lỗi: </w:t>
+      </w:r>
+      <w:r>
+        <w:rPr>
+          <w:sz w:val="26"/>
+          <w:szCs w:val="26"/>
+          <w:lang w:val="vi-VN"/>
+        </w:rPr>
+        <w:t>Sử dụng tính năng Issues để ghi nhận các lỗi phát sinh trong quá trình phát triển và kiểm thử, phân công người xử lý và theo dõi tiến độ giải quyết.</w:t>
+      </w:r>
+    </w:p>
+    <w:p>
+      <w:pPr>
+        <w:spacing w:before="100" w:beforeAutospacing="1" w:after="100" w:afterAutospacing="1" w:line="360" w:lineRule="auto"/>
+        <w:jc w:val="both"/>
+        <w:rPr>
+          <w:b/>
+          <w:bCs/>
+          <w:sz w:val="26"/>
+          <w:szCs w:val="26"/>
+          <w:lang w:val="vi-VN"/>
+        </w:rPr>
+      </w:pPr>
+      <w:r>
+        <w:rPr>
+          <w:b/>
+          <w:bCs/>
+          <w:sz w:val="26"/>
+          <w:szCs w:val="26"/>
+          <w:lang w:val="vi-VN"/>
+        </w:rPr>
+        <w:t>1.2.3. XAMPP</w:t>
+      </w:r>
+    </w:p>
+    <w:p>
+      <w:pPr>
+        <w:spacing w:before="100" w:beforeAutospacing="1" w:after="100" w:afterAutospacing="1" w:line="360" w:lineRule="auto"/>
+        <w:jc w:val="both"/>
+        <w:rPr>
+          <w:sz w:val="26"/>
+          <w:szCs w:val="26"/>
+          <w:lang w:val="vi-VN"/>
+        </w:rPr>
+      </w:pPr>
+      <w:r>
+        <w:rPr>
+          <w:sz w:val="26"/>
+          <w:szCs w:val="26"/>
+          <w:lang w:val="vi-VN"/>
+        </w:rPr>
+        <w:t>XAMPP phục vụ vai trò cung cấp môi trường cơ sở dữ liệu cục bộ ổn định cho toàn bộ quá trình phát triển và kiểm thử của dự án:</w:t>
+      </w:r>
+    </w:p>
+    <w:p>
+      <w:pPr>
+        <w:numPr>
+          <w:ilvl w:val="0"/>
+          <w:numId w:val="8"/>
+        </w:numPr>
+        <w:spacing w:before="100" w:beforeAutospacing="1" w:after="100" w:afterAutospacing="1" w:line="360" w:lineRule="auto"/>
+        <w:jc w:val="both"/>
+        <w:rPr>
+          <w:sz w:val="26"/>
+          <w:szCs w:val="26"/>
+          <w:lang w:val="vi-VN"/>
+        </w:rPr>
+      </w:pPr>
+      <w:r>
+        <w:rPr>
+          <w:b/>
+          <w:bCs/>
+          <w:sz w:val="26"/>
+          <w:szCs w:val="26"/>
+          <w:lang w:val="vi-VN"/>
+        </w:rPr>
+        <w:lastRenderedPageBreak/>
+        <w:t xml:space="preserve">Khởi chạy MySQL Server: </w:t>
+      </w:r>
+      <w:r>
+        <w:rPr>
+          <w:sz w:val="26"/>
+          <w:szCs w:val="26"/>
+          <w:lang w:val="vi-VN"/>
+        </w:rPr>
+        <w:t>Thông qua XAMPP Control Panel, nhóm có thể khởi động và dừng dịch vụ MySQL một cách nhanh chóng, cung cấp máy chủ cơ sở dữ liệu cho backend FastAPI kết nối vào.</w:t>
+      </w:r>
+    </w:p>
+    <w:p>
+      <w:pPr>
+        <w:numPr>
+          <w:ilvl w:val="0"/>
+          <w:numId w:val="8"/>
+        </w:numPr>
+        <w:spacing w:before="100" w:beforeAutospacing="1" w:after="100" w:afterAutospacing="1" w:line="360" w:lineRule="auto"/>
+        <w:jc w:val="both"/>
+        <w:rPr>
+          <w:sz w:val="26"/>
+          <w:szCs w:val="26"/>
+          <w:lang w:val="vi-VN"/>
+        </w:rPr>
+      </w:pPr>
+      <w:r>
+        <w:rPr>
+          <w:b/>
+          <w:bCs/>
+          <w:sz w:val="26"/>
+          <w:szCs w:val="26"/>
+          <w:lang w:val="vi-VN"/>
+        </w:rPr>
+        <w:t xml:space="preserve">Môi trường phát triển cục bộ: </w:t>
+      </w:r>
+      <w:r>
+        <w:rPr>
+          <w:sz w:val="26"/>
+          <w:szCs w:val="26"/>
+          <w:lang w:val="vi-VN"/>
+        </w:rPr>
+        <w:t>XAMPP giúp toàn bộ nhóm có thể chạy và kiểm thử hệ thống ngay trên máy tính cá nhân mà không cần triển khai lên máy chủ thực, tiết kiệm chi phí và đơn giản hóa quy trình phát triển.</w:t>
+      </w:r>
+    </w:p>
+    <w:p>
+      <w:pPr>
+        <w:numPr>
+          <w:ilvl w:val="0"/>
+          <w:numId w:val="8"/>
+        </w:numPr>
+        <w:spacing w:before="100" w:beforeAutospacing="1" w:after="100" w:afterAutospacing="1" w:line="360" w:lineRule="auto"/>
+        <w:jc w:val="both"/>
+        <w:rPr>
+          <w:sz w:val="26"/>
+          <w:szCs w:val="26"/>
+          <w:lang w:val="vi-VN"/>
+        </w:rPr>
+      </w:pPr>
+      <w:r>
+        <w:rPr>
+          <w:b/>
+          <w:bCs/>
+          <w:sz w:val="26"/>
+          <w:szCs w:val="26"/>
+          <w:lang w:val="vi-VN"/>
+        </w:rPr>
+        <w:t xml:space="preserve">Tích hợp phpMyAdmin: </w:t>
+      </w:r>
+      <w:r>
+        <w:rPr>
+          <w:sz w:val="26"/>
+          <w:szCs w:val="26"/>
+          <w:lang w:val="vi-VN"/>
+        </w:rPr>
+        <w:t>XAMPP tích hợp sẵn phpMyAdmin, cho phép truy cập giao diện quản trị cơ sở dữ liệu ngay sau khi khởi động dịch vụ MySQL mà không cần cài đặt thêm.</w:t>
+      </w:r>
+    </w:p>
+    <w:p>
+      <w:pPr>
+        <w:spacing w:before="100" w:beforeAutospacing="1" w:after="100" w:afterAutospacing="1" w:line="360" w:lineRule="auto"/>
+        <w:jc w:val="both"/>
+        <w:rPr>
+          <w:b/>
+          <w:bCs/>
+          <w:sz w:val="26"/>
+          <w:szCs w:val="26"/>
+          <w:lang w:val="vi-VN"/>
+        </w:rPr>
+      </w:pPr>
+      <w:r>
+        <w:rPr>
+          <w:b/>
+          <w:bCs/>
+          <w:sz w:val="26"/>
+          <w:szCs w:val="26"/>
+          <w:lang w:val="vi-VN"/>
+        </w:rPr>
+        <w:t>1.2.4. MySQL</w:t>
+      </w:r>
+    </w:p>
+    <w:p>
+      <w:pPr>
+        <w:spacing w:before="100" w:beforeAutospacing="1" w:after="100" w:afterAutospacing="1" w:line="360" w:lineRule="auto"/>
+        <w:jc w:val="both"/>
+        <w:rPr>
+          <w:sz w:val="26"/>
+          <w:szCs w:val="26"/>
+          <w:lang w:val="vi-VN"/>
+        </w:rPr>
+      </w:pPr>
+      <w:r>
+        <w:rPr>
+          <w:sz w:val="26"/>
+          <w:szCs w:val="26"/>
+          <w:lang w:val="vi-VN"/>
+        </w:rPr>
+        <w:t>MySQL đóng vai trò là hệ thống lưu trữ dữ liệu trung tâm của toàn bộ hệ thống quản lý giao dịch việc làm, chịu trách nhiệm lưu trữ và quản lý tất cả dữ liệu của ứng dụng:</w:t>
+      </w:r>
+    </w:p>
+    <w:p>
+      <w:pPr>
+        <w:numPr>
+          <w:ilvl w:val="0"/>
+          <w:numId w:val="8"/>
+        </w:numPr>
+        <w:spacing w:before="100" w:beforeAutospacing="1" w:after="100" w:afterAutospacing="1" w:line="360" w:lineRule="auto"/>
+        <w:jc w:val="both"/>
+        <w:rPr>
+          <w:sz w:val="26"/>
+          <w:szCs w:val="26"/>
+          <w:lang w:val="vi-VN"/>
+        </w:rPr>
+      </w:pPr>
+      <w:r>
+        <w:rPr>
+          <w:b/>
+          <w:bCs/>
+          <w:sz w:val="26"/>
+          <w:szCs w:val="26"/>
+          <w:lang w:val="vi-VN"/>
+        </w:rPr>
+        <w:t xml:space="preserve">Thiết kế cơ sở dữ liệu: </w:t>
+      </w:r>
+      <w:r>
+        <w:rPr>
+          <w:sz w:val="26"/>
+          <w:szCs w:val="26"/>
+          <w:lang w:val="vi-VN"/>
+        </w:rPr>
+        <w:t>Nhóm thiết kế và tạo các bảng trong MySQL để lưu trữ dữ liệu hệ thống như: users (người dùng), employers (nhà tuyển dụng), candidates (ứng viên), job_posts (tin tuyển dụng), transactions (giao dịch việc làm), cùng với các ràng buộc khóa ngoại đảm bảo tính toàn vẹn dữ liệu.</w:t>
+      </w:r>
+    </w:p>
+    <w:p>
+      <w:pPr>
+        <w:numPr>
+          <w:ilvl w:val="0"/>
+          <w:numId w:val="8"/>
+        </w:numPr>
+        <w:spacing w:before="100" w:beforeAutospacing="1" w:after="100" w:afterAutospacing="1" w:line="360" w:lineRule="auto"/>
+        <w:jc w:val="both"/>
+        <w:rPr>
+          <w:sz w:val="26"/>
+          <w:szCs w:val="26"/>
+          <w:lang w:val="vi-VN"/>
+        </w:rPr>
+      </w:pPr>
+      <w:r>
+        <w:rPr>
+          <w:b/>
+          <w:bCs/>
+          <w:sz w:val="26"/>
+          <w:szCs w:val="26"/>
+          <w:lang w:val="vi-VN"/>
+        </w:rPr>
+        <w:t xml:space="preserve">Kiểm tra và debug dữ liệu: </w:t>
+      </w:r>
+      <w:r>
+        <w:rPr>
+          <w:sz w:val="26"/>
+          <w:szCs w:val="26"/>
+          <w:lang w:val="vi-VN"/>
+        </w:rPr>
+        <w:t>Trong quá trình phát triển, backend FastAPI kết nối trực tiếp với MySQL thông qua SQLAlchemy để thực hiện các thao tác đọc/ghi dữ liệu; nhóm kiểm tra tính chính xác của dữ liệu bằng cách truy vấn MySQL qua XAMPP Control Panel hoặc công cụ MySQL Workbench.</w:t>
+      </w:r>
+    </w:p>
+    <w:p>
+      <w:pPr>
+        <w:numPr>
+          <w:ilvl w:val="0"/>
+          <w:numId w:val="8"/>
+        </w:numPr>
+        <w:spacing w:before="100" w:beforeAutospacing="1" w:after="100" w:afterAutospacing="1" w:line="360" w:lineRule="auto"/>
+        <w:jc w:val="both"/>
+        <w:rPr>
+          <w:sz w:val="26"/>
+          <w:szCs w:val="26"/>
+          <w:lang w:val="vi-VN"/>
+        </w:rPr>
+      </w:pPr>
+      <w:r>
+        <w:rPr>
+          <w:b/>
+          <w:bCs/>
+          <w:sz w:val="26"/>
+          <w:szCs w:val="26"/>
+          <w:lang w:val="vi-VN"/>
+        </w:rPr>
+        <w:t xml:space="preserve">Import dữ liệu mẫu: </w:t>
+      </w:r>
+      <w:r>
+        <w:rPr>
+          <w:sz w:val="26"/>
+          <w:szCs w:val="26"/>
+          <w:lang w:val="vi-VN"/>
+        </w:rPr>
+        <w:t>Nhập dữ liệu mẫu (seed data) phục vụ kiểm thử các chức năng như tìm kiếm tin tuyển dụng, lọc ứng viên, thống kê giao dịch theo thời gian.</w:t>
+      </w:r>
+    </w:p>
+    <w:p>
+      <w:pPr>
+        <w:numPr>
+          <w:ilvl w:val="0"/>
+          <w:numId w:val="8"/>
+        </w:numPr>
+        <w:spacing w:before="100" w:beforeAutospacing="1" w:after="100" w:afterAutospacing="1" w:line="360" w:lineRule="auto"/>
+        <w:jc w:val="both"/>
+        <w:rPr>
+          <w:sz w:val="26"/>
+          <w:szCs w:val="26"/>
+          <w:lang w:val="vi-VN"/>
+        </w:rPr>
+      </w:pPr>
+      <w:r>
+        <w:rPr>
+          <w:b/>
+          <w:bCs/>
+          <w:sz w:val="26"/>
+          <w:szCs w:val="26"/>
+          <w:lang w:val="vi-VN"/>
+        </w:rPr>
+        <w:t xml:space="preserve">Xuất cấu trúc cơ sở dữ liệu: </w:t>
+      </w:r>
+      <w:r>
+        <w:rPr>
+          <w:sz w:val="26"/>
+          <w:szCs w:val="26"/>
+          <w:lang w:val="vi-VN"/>
+        </w:rPr>
+        <w:t>Export file SQL chứa toàn bộ cấu trúc bảng và dữ liệu để đưa vào tài liệu báo cáo và chia sẻ trong nhóm.</w:t>
+      </w:r>
+    </w:p>
+    <w:p>
+      <w:pPr>
+        <w:spacing w:before="100" w:beforeAutospacing="1" w:after="100" w:afterAutospacing="1" w:line="360" w:lineRule="auto"/>
+        <w:jc w:val="both"/>
+        <w:rPr>
+          <w:b/>
+          <w:bCs/>
+          <w:sz w:val="26"/>
+          <w:szCs w:val="26"/>
+          <w:lang w:val="vi-VN"/>
+        </w:rPr>
+      </w:pPr>
+      <w:r>
+        <w:rPr>
+          <w:b/>
+          <w:bCs/>
+          <w:sz w:val="26"/>
+          <w:szCs w:val="26"/>
+          <w:lang w:val="vi-VN"/>
+        </w:rPr>
+        <w:t>1.2.5. Framework FastAPI</w:t>
+      </w:r>
+    </w:p>
+    <w:p>
+      <w:pPr>
+        <w:spacing w:before="100" w:beforeAutospacing="1" w:after="100" w:afterAutospacing="1" w:line="360" w:lineRule="auto"/>
+        <w:jc w:val="both"/>
+        <w:rPr>
+          <w:sz w:val="26"/>
+          <w:szCs w:val="26"/>
+          <w:lang w:val="vi-VN"/>
+        </w:rPr>
+      </w:pPr>
+      <w:r>
+        <w:rPr>
+          <w:sz w:val="26"/>
+          <w:szCs w:val="26"/>
+          <w:lang w:val="vi-VN"/>
+        </w:rPr>
+        <w:t>FastAPI là tầng xử lý trung tâm (backend) của hệ thống, chịu trách nhiệm toàn bộ logic nghiệp vụ và giao tiếp với cơ sở dữ liệu. Cụ thể, FastAPI đảm nhận các vai trò sau:</w:t>
+      </w:r>
+    </w:p>
+    <w:p>
+      <w:pPr>
+        <w:numPr>
+          <w:ilvl w:val="0"/>
+          <w:numId w:val="8"/>
+        </w:numPr>
+        <w:spacing w:before="100" w:beforeAutospacing="1" w:after="100" w:afterAutospacing="1" w:line="360" w:lineRule="auto"/>
+        <w:jc w:val="both"/>
+        <w:rPr>
+          <w:sz w:val="26"/>
+          <w:szCs w:val="26"/>
+          <w:lang w:val="vi-VN"/>
+        </w:rPr>
+      </w:pPr>
+      <w:r>
+        <w:rPr>
+          <w:b/>
+          <w:bCs/>
+          <w:sz w:val="26"/>
+          <w:szCs w:val="26"/>
+          <w:lang w:val="vi-VN"/>
+        </w:rPr>
+        <w:lastRenderedPageBreak/>
+        <w:t xml:space="preserve">Xác thực và phân quyền người dùng: </w:t>
+      </w:r>
+      <w:r>
+        <w:rPr>
+          <w:sz w:val="26"/>
+          <w:szCs w:val="26"/>
+          <w:lang w:val="vi-VN"/>
+        </w:rPr>
+        <w:t>Xây dựng API đăng nhập, đăng ký tài khoản, cấp JWT Token và kiểm tra quyền truy cập theo vai trò (admin, nhà tuyển dụng, ứng viên) trước khi xử lý mỗi yêu cầu.</w:t>
+      </w:r>
+    </w:p>
+    <w:p>
+      <w:pPr>
+        <w:numPr>
+          <w:ilvl w:val="0"/>
+          <w:numId w:val="8"/>
+        </w:numPr>
+        <w:spacing w:before="100" w:beforeAutospacing="1" w:after="100" w:afterAutospacing="1" w:line="360" w:lineRule="auto"/>
+        <w:jc w:val="both"/>
+        <w:rPr>
+          <w:sz w:val="26"/>
+          <w:szCs w:val="26"/>
+          <w:lang w:val="vi-VN"/>
+        </w:rPr>
+      </w:pPr>
+      <w:r>
+        <w:rPr>
+          <w:b/>
+          <w:bCs/>
+          <w:sz w:val="26"/>
+          <w:szCs w:val="26"/>
+          <w:lang w:val="vi-VN"/>
+        </w:rPr>
+        <w:t xml:space="preserve">Quản lý tin tuyển dụng: </w:t>
+      </w:r>
+      <w:r>
+        <w:rPr>
+          <w:sz w:val="26"/>
+          <w:szCs w:val="26"/>
+          <w:lang w:val="vi-VN"/>
+        </w:rPr>
+        <w:t>Cung cấp các endpoint CRUD (thêm, sửa, xóa, tìm kiếm) cho tin đăng tuyển dụng, hỗ trợ lọc theo ngành nghề, địa điểm, mức lương.</w:t>
+      </w:r>
+    </w:p>
+    <w:p>
+      <w:pPr>
+        <w:numPr>
+          <w:ilvl w:val="0"/>
+          <w:numId w:val="8"/>
+        </w:numPr>
+        <w:spacing w:before="100" w:beforeAutospacing="1" w:after="100" w:afterAutospacing="1" w:line="360" w:lineRule="auto"/>
+        <w:jc w:val="both"/>
+        <w:rPr>
+          <w:sz w:val="26"/>
+          <w:szCs w:val="26"/>
+          <w:lang w:val="vi-VN"/>
+        </w:rPr>
+      </w:pPr>
+      <w:r>
+        <w:rPr>
+          <w:b/>
+          <w:bCs/>
+          <w:sz w:val="26"/>
+          <w:szCs w:val="26"/>
+          <w:lang w:val="vi-VN"/>
+        </w:rPr>
+        <w:t xml:space="preserve">Quản lý ứng viên và hồ sơ: </w:t>
+      </w:r>
+      <w:r>
+        <w:rPr>
+          <w:sz w:val="26"/>
+          <w:szCs w:val="26"/>
+          <w:lang w:val="vi-VN"/>
+        </w:rPr>
+        <w:t>Xử lý logic nộp hồ sơ ứng tuyển, cập nhật trạng thái hồ sơ (chờ duyệt, chấp nhận, từ chối) và thông báo kết quả cho ứng viên.</w:t>
+      </w:r>
+    </w:p>
+    <w:p>
+      <w:pPr>
+        <w:numPr>
+          <w:ilvl w:val="0"/>
+          <w:numId w:val="8"/>
+        </w:numPr>
+        <w:spacing w:before="100" w:beforeAutospacing="1" w:after="100" w:afterAutospacing="1" w:line="360" w:lineRule="auto"/>
+        <w:jc w:val="both"/>
+        <w:rPr>
+          <w:sz w:val="26"/>
+          <w:szCs w:val="26"/>
+          <w:lang w:val="vi-VN"/>
+        </w:rPr>
+      </w:pPr>
+      <w:r>
+        <w:rPr>
+          <w:b/>
+          <w:bCs/>
+          <w:sz w:val="26"/>
+          <w:szCs w:val="26"/>
+          <w:lang w:val="vi-VN"/>
+        </w:rPr>
+        <w:t xml:space="preserve">Quản lý giao dịch việc làm: </w:t>
+      </w:r>
+      <w:r>
+        <w:rPr>
+          <w:sz w:val="26"/>
+          <w:szCs w:val="26"/>
+          <w:lang w:val="vi-VN"/>
+        </w:rPr>
+        <w:t>Ghi nhận và theo dõi toàn bộ lịch sử giao dịch giữa nhà tuyển dụng và ứng viên, cung cấp API truy vấn thống kê theo thời gian, theo trạng thái.</w:t>
+      </w:r>
+    </w:p>
+    <w:p>
+      <w:pPr>
+        <w:numPr>
+          <w:ilvl w:val="0"/>
+          <w:numId w:val="8"/>
+        </w:numPr>
+        <w:spacing w:before="100" w:beforeAutospacing="1" w:after="100" w:afterAutospacing="1" w:line="360" w:lineRule="auto"/>
+        <w:jc w:val="both"/>
+        <w:rPr>
+          <w:sz w:val="26"/>
+          <w:szCs w:val="26"/>
+          <w:lang w:val="vi-VN"/>
+        </w:rPr>
+      </w:pPr>
+      <w:r>
+        <w:rPr>
+          <w:b/>
+          <w:bCs/>
+          <w:sz w:val="26"/>
+          <w:szCs w:val="26"/>
+          <w:lang w:val="vi-VN"/>
+        </w:rPr>
+        <w:t xml:space="preserve">Kết nối cơ sở dữ liệu: </w:t>
+      </w:r>
+      <w:r>
+        <w:rPr>
+          <w:sz w:val="26"/>
+          <w:szCs w:val="26"/>
+          <w:lang w:val="vi-VN"/>
+        </w:rPr>
+        <w:t>Giao tiếp với MySQL thông qua SQLAlchemy ORM để thực hiện các thao tác đọc/ghi dữ liệu một cách an toàn, hiệu quả và dễ bảo trì.</w:t>
+      </w:r>
+    </w:p>
+    <w:p>
+      <w:pPr>
+        <w:numPr>
+          <w:ilvl w:val="0"/>
+          <w:numId w:val="8"/>
+        </w:numPr>
+        <w:spacing w:before="100" w:beforeAutospacing="1" w:after="100" w:afterAutospacing="1" w:line="360" w:lineRule="auto"/>
+        <w:jc w:val="both"/>
+        <w:rPr>
+          <w:sz w:val="26"/>
+          <w:szCs w:val="26"/>
+          <w:lang w:val="vi-VN"/>
+        </w:rPr>
+      </w:pPr>
+      <w:r>
+        <w:rPr>
+          <w:b/>
+          <w:bCs/>
+          <w:sz w:val="26"/>
+          <w:szCs w:val="26"/>
+          <w:lang w:val="vi-VN"/>
+        </w:rPr>
+        <w:t xml:space="preserve">Cung cấp tài liệu API tự động: </w:t>
+      </w:r>
+      <w:r>
+        <w:rPr>
+          <w:sz w:val="26"/>
+          <w:szCs w:val="26"/>
+          <w:lang w:val="vi-VN"/>
+        </w:rPr>
+        <w:t>FastAPI tự động sinh Swagger UI tại /docs giúp nhóm kiểm thử toàn bộ API một cách trực quan mà không cần công cụ bên ngoài như Postman.</w:t>
+      </w:r>
+    </w:p>
+    <w:p>
+      <w:pPr>
+        <w:spacing w:before="100" w:beforeAutospacing="1" w:after="100" w:afterAutospacing="1" w:line="360" w:lineRule="auto"/>
+        <w:jc w:val="both"/>
+        <w:rPr>
+          <w:b/>
+          <w:bCs/>
+          <w:sz w:val="26"/>
+          <w:szCs w:val="26"/>
+          <w:lang w:val="vi-VN"/>
+        </w:rPr>
+      </w:pPr>
+      <w:r>
+        <w:rPr>
+          <w:b/>
+          <w:bCs/>
+          <w:sz w:val="26"/>
+          <w:szCs w:val="26"/>
+          <w:lang w:val="vi-VN"/>
+        </w:rPr>
+        <w:t>1.2.6. Thư viện PySide6</w:t>
+      </w:r>
+    </w:p>
+    <w:p>
+      <w:pPr>
+        <w:spacing w:before="100" w:beforeAutospacing="1" w:after="100" w:afterAutospacing="1" w:line="360" w:lineRule="auto"/>
+        <w:jc w:val="both"/>
+        <w:rPr>
+          <w:sz w:val="26"/>
+          <w:szCs w:val="26"/>
+          <w:lang w:val="vi-VN"/>
+        </w:rPr>
+      </w:pPr>
+      <w:r>
+        <w:rPr>
+          <w:sz w:val="26"/>
+          <w:szCs w:val="26"/>
+          <w:lang w:val="vi-VN"/>
+        </w:rPr>
+        <w:t>PySide6 đảm nhận toàn bộ tầng giao diện người dùng (frontend) của phần mềm, là điểm tiếp xúc trực tiếp giữa người dùng và hệ thống. Các màn hình và chức năng giao diện được xây dựng bằng PySide6 bao gồm:</w:t>
+      </w:r>
+    </w:p>
+    <w:p>
+      <w:pPr>
+        <w:numPr>
+          <w:ilvl w:val="0"/>
+          <w:numId w:val="8"/>
+        </w:numPr>
+        <w:spacing w:before="100" w:beforeAutospacing="1" w:after="100" w:afterAutospacing="1" w:line="360" w:lineRule="auto"/>
+        <w:jc w:val="both"/>
+        <w:rPr>
+          <w:sz w:val="26"/>
+          <w:szCs w:val="26"/>
+          <w:lang w:val="vi-VN"/>
+        </w:rPr>
+      </w:pPr>
+      <w:r>
+        <w:rPr>
+          <w:b/>
+          <w:bCs/>
+          <w:sz w:val="26"/>
+          <w:szCs w:val="26"/>
+          <w:lang w:val="vi-VN"/>
+        </w:rPr>
+        <w:t xml:space="preserve">Màn hình đăng nhập và đăng ký: </w:t>
+      </w:r>
+      <w:r>
+        <w:rPr>
+          <w:sz w:val="26"/>
+          <w:szCs w:val="26"/>
+          <w:lang w:val="vi-VN"/>
+        </w:rPr>
+        <w:t>Giao diện nhập thông tin tài khoản, gọi API xác thực từ FastAPI, lưu JWT Token để sử dụng cho các request tiếp theo trong phiên làm việc.</w:t>
+      </w:r>
+    </w:p>
+    <w:p>
+      <w:pPr>
+        <w:numPr>
+          <w:ilvl w:val="0"/>
+          <w:numId w:val="8"/>
+        </w:numPr>
+        <w:spacing w:before="100" w:beforeAutospacing="1" w:after="100" w:afterAutospacing="1" w:line="360" w:lineRule="auto"/>
+        <w:jc w:val="both"/>
+        <w:rPr>
+          <w:sz w:val="26"/>
+          <w:szCs w:val="26"/>
+          <w:lang w:val="vi-VN"/>
+        </w:rPr>
+      </w:pPr>
+      <w:r>
+        <w:rPr>
+          <w:b/>
+          <w:bCs/>
+          <w:sz w:val="26"/>
+          <w:szCs w:val="26"/>
+          <w:lang w:val="vi-VN"/>
+        </w:rPr>
+        <w:t xml:space="preserve">Bảng điều khiển chính (Dashboard): </w:t>
+      </w:r>
+      <w:r>
+        <w:rPr>
+          <w:sz w:val="26"/>
+          <w:szCs w:val="26"/>
+          <w:lang w:val="vi-VN"/>
+        </w:rPr>
+        <w:t>Hiển thị tổng quan hệ thống gồm số lượng tin tuyển dụng đang hoạt động, số ứng viên đã đăng ký, số giao dịch theo từng trạng thái trong ngày/tuần/tháng.</w:t>
+      </w:r>
+    </w:p>
+    <w:p>
+      <w:pPr>
+        <w:numPr>
+          <w:ilvl w:val="0"/>
+          <w:numId w:val="9"/>
+        </w:numPr>
+        <w:spacing w:before="100" w:beforeAutospacing="1" w:after="100" w:afterAutospacing="1" w:line="360" w:lineRule="auto"/>
+        <w:jc w:val="both"/>
+        <w:rPr>
+          <w:sz w:val="26"/>
+          <w:szCs w:val="26"/>
+          <w:lang w:val="vi-VN"/>
+        </w:rPr>
+      </w:pPr>
+      <w:r>
+        <w:rPr>
+          <w:b/>
+          <w:bCs/>
+          <w:sz w:val="26"/>
+          <w:szCs w:val="26"/>
+          <w:lang w:val="vi-VN"/>
+        </w:rPr>
+        <w:lastRenderedPageBreak/>
+        <w:t xml:space="preserve">Quản lý tin tuyển dụng: </w:t>
+      </w:r>
+      <w:r>
+        <w:rPr>
+          <w:sz w:val="26"/>
+          <w:szCs w:val="26"/>
+          <w:lang w:val="vi-VN"/>
+        </w:rPr>
+        <w:t>Giao diện danh sách tin tuyển dụng dạng bảng (QTableView), hỗ trợ tìm kiếm, lọc và phân trang; tích hợp form dialog để thêm và chỉnh sửa tin tuyển dụng.</w:t>
+      </w:r>
+    </w:p>
+    <w:p>
+      <w:pPr>
+        <w:numPr>
+          <w:ilvl w:val="0"/>
+          <w:numId w:val="9"/>
+        </w:numPr>
+        <w:spacing w:before="100" w:beforeAutospacing="1" w:after="100" w:afterAutospacing="1" w:line="360" w:lineRule="auto"/>
+        <w:jc w:val="both"/>
+        <w:rPr>
+          <w:sz w:val="26"/>
+          <w:szCs w:val="26"/>
+          <w:lang w:val="vi-VN"/>
+        </w:rPr>
+      </w:pPr>
+      <w:r>
+        <w:rPr>
+          <w:b/>
+          <w:bCs/>
+          <w:sz w:val="26"/>
+          <w:szCs w:val="26"/>
+          <w:lang w:val="vi-VN"/>
+        </w:rPr>
+        <w:t xml:space="preserve">Quản lý ứng viên và giao dịch: </w:t>
+      </w:r>
+      <w:r>
+        <w:rPr>
+          <w:sz w:val="26"/>
+          <w:szCs w:val="26"/>
+          <w:lang w:val="vi-VN"/>
+        </w:rPr>
+        <w:t>Màn hình xem danh sách hồ sơ ứng tuyển, cập nhật trạng thái xét duyệt và theo dõi lịch sử giao dịch việc làm theo từng ứng viên hoặc nhà tuyển dụng.</w:t>
+      </w:r>
+    </w:p>
+    <w:p>
+      <w:pPr>
+        <w:numPr>
+          <w:ilvl w:val="0"/>
+          <w:numId w:val="9"/>
+        </w:numPr>
+        <w:spacing w:before="100" w:beforeAutospacing="1" w:after="100" w:afterAutospacing="1" w:line="360" w:lineRule="auto"/>
+        <w:jc w:val="both"/>
+        <w:rPr>
+          <w:sz w:val="26"/>
+          <w:szCs w:val="26"/>
+          <w:lang w:val="vi-VN"/>
+        </w:rPr>
+      </w:pPr>
+      <w:r>
+        <w:rPr>
+          <w:b/>
+          <w:bCs/>
+          <w:sz w:val="26"/>
+          <w:szCs w:val="26"/>
+          <w:lang w:val="vi-VN"/>
+        </w:rPr>
+        <w:t xml:space="preserve">Báo cáo và thống kê: </w:t>
+      </w:r>
+      <w:r>
+        <w:rPr>
+          <w:sz w:val="26"/>
+          <w:szCs w:val="26"/>
+          <w:lang w:val="vi-VN"/>
+        </w:rPr>
+        <w:t>Sử dụng module QtCharts của PySide6 để vẽ biểu đồ cột, biểu đồ đường thể hiện xu hướng giao dịch việc làm theo thời gian và theo ngành nghề.</w:t>
+      </w:r>
+    </w:p>
+    <w:p>
+      <w:pPr>
+        <w:spacing w:before="100" w:beforeAutospacing="1" w:after="100" w:afterAutospacing="1" w:line="360" w:lineRule="auto"/>
+        <w:jc w:val="both"/>
+        <w:rPr>
+          <w:sz w:val="26"/>
+          <w:szCs w:val="26"/>
+          <w:lang w:val="vi-VN"/>
+        </w:rPr>
+      </w:pPr>
+      <w:r>
+        <w:rPr>
+          <w:sz w:val="26"/>
+          <w:szCs w:val="26"/>
+          <w:lang w:val="vi-VN"/>
+        </w:rPr>
+        <w:t>Toàn bộ giao diện PySide6 giao tiếp với backend FastAPI thông qua các HTTP request bất đồng bộ, đảm bảo giao diện không bị treo trong khi chờ phản hồi từ server.</w:t>
+      </w:r>
+    </w:p>
+    <w:p>
+      <w:pPr>
+        <w:spacing w:before="100" w:beforeAutospacing="1" w:after="100" w:afterAutospacing="1" w:line="360" w:lineRule="auto"/>
+        <w:jc w:val="both"/>
+        <w:rPr>
+          <w:b/>
+          <w:bCs/>
+          <w:sz w:val="26"/>
+          <w:szCs w:val="26"/>
+          <w:lang w:val="vi-VN"/>
+        </w:rPr>
+      </w:pPr>
+      <w:r>
+        <w:rPr>
+          <w:b/>
+          <w:bCs/>
+          <w:sz w:val="26"/>
+          <w:szCs w:val="26"/>
+          <w:lang w:val="vi-VN"/>
+        </w:rPr>
+        <w:t>1.3. Tổng kết</w:t>
+      </w:r>
+    </w:p>
+    <w:p>
+      <w:pPr>
+        <w:spacing w:before="100" w:beforeAutospacing="1" w:after="100" w:afterAutospacing="1" w:line="360" w:lineRule="auto"/>
+        <w:jc w:val="both"/>
+        <w:rPr>
+          <w:sz w:val="26"/>
+          <w:szCs w:val="26"/>
+          <w:lang w:val="vi-VN"/>
+        </w:rPr>
+      </w:pPr>
+      <w:r>
+        <w:rPr>
+          <w:sz w:val="26"/>
+          <w:szCs w:val="26"/>
+          <w:lang w:val="vi-VN"/>
+        </w:rPr>
+        <w:t>Bảng dưới đây tóm tắt công dụng và vai trò cụ thể của từng công cụ trong dự án:</w:t>
+      </w:r>
+    </w:p>
+    <w:tbl>
+      <w:tblPr>
+        <w:tblStyle w:val="TableGrid"/>
+        <w:tblW w:w="9493" w:type="dxa"/>
+        <w:tblLook w:val="04A0" w:firstRow="1" w:lastRow="0" w:firstColumn="1" w:lastColumn="0" w:noHBand="0" w:noVBand="1"/>
+      </w:tblPr>
+      <w:tblGrid>
+        <w:gridCol w:w="1980"/>
+        <w:gridCol w:w="3118"/>
+        <w:gridCol w:w="4395"/>
+      </w:tblGrid>
+      <w:tr>
+        <w:tc>
+          <w:tcPr>
+            <w:tcW w:w="1980" w:type="dxa"/>
+          </w:tcPr>
+          <w:p>
+            <w:pPr>
+              <w:spacing w:before="100" w:beforeAutospacing="1" w:after="100" w:afterAutospacing="1" w:line="360" w:lineRule="auto"/>
+              <w:jc w:val="both"/>
+              <w:rPr>
+                <w:sz w:val="26"/>
+                <w:szCs w:val="26"/>
+              </w:rPr>
+            </w:pPr>
+            <w:r>
+              <w:rPr>
+                <w:sz w:val="26"/>
+                <w:szCs w:val="26"/>
+              </w:rPr>
+              <w:t>Công cụ</w:t>
+            </w:r>
+          </w:p>
+        </w:tc>
+        <w:tc>
+          <w:tcPr>
+            <w:tcW w:w="3118" w:type="dxa"/>
+          </w:tcPr>
+          <w:p>
+            <w:pPr>
+              <w:spacing w:before="100" w:beforeAutospacing="1" w:after="100" w:afterAutospacing="1" w:line="360" w:lineRule="auto"/>
+              <w:jc w:val="both"/>
+              <w:rPr>
+                <w:sz w:val="26"/>
+                <w:szCs w:val="26"/>
+              </w:rPr>
+            </w:pPr>
+            <w:r>
+              <w:rPr>
+                <w:sz w:val="26"/>
+                <w:szCs w:val="26"/>
+              </w:rPr>
+              <w:t>Công dụng chính</w:t>
+            </w:r>
+          </w:p>
+        </w:tc>
+        <w:tc>
+          <w:tcPr>
+            <w:tcW w:w="4395" w:type="dxa"/>
+          </w:tcPr>
+          <w:p>
+            <w:pPr>
+              <w:spacing w:before="100" w:beforeAutospacing="1" w:after="100" w:afterAutospacing="1" w:line="360" w:lineRule="auto"/>
+              <w:jc w:val="both"/>
+              <w:rPr>
+                <w:sz w:val="26"/>
+                <w:szCs w:val="26"/>
+              </w:rPr>
+            </w:pPr>
+            <w:r>
+              <w:rPr>
+                <w:sz w:val="26"/>
+                <w:szCs w:val="26"/>
+              </w:rPr>
+              <w:t>Vai trò trong dự án</w:t>
+            </w:r>
+          </w:p>
+        </w:tc>
+      </w:tr>
+      <w:tr>
+        <w:tc>
+          <w:tcPr>
+            <w:tcW w:w="1980" w:type="dxa"/>
+          </w:tcPr>
+          <w:p>
+            <w:pPr>
+              <w:spacing w:before="100" w:beforeAutospacing="1" w:after="100" w:afterAutospacing="1" w:line="360" w:lineRule="auto"/>
+              <w:jc w:val="both"/>
+              <w:rPr>
+                <w:sz w:val="26"/>
+                <w:szCs w:val="26"/>
+                <w:lang w:val="vi-VN"/>
+              </w:rPr>
+            </w:pPr>
+            <w:r>
+              <w:rPr>
+                <w:sz w:val="22"/>
+                <w:szCs w:val="22"/>
+              </w:rPr>
+              <w:t>Python 3.11+</w:t>
+            </w:r>
+          </w:p>
+        </w:tc>
+        <w:tc>
+          <w:tcPr>
+            <w:tcW w:w="3118" w:type="dxa"/>
+          </w:tcPr>
+          <w:p>
+            <w:pPr>
+              <w:spacing w:before="100" w:beforeAutospacing="1" w:after="100" w:afterAutospacing="1" w:line="360" w:lineRule="auto"/>
+              <w:jc w:val="both"/>
+              <w:rPr>
+                <w:sz w:val="26"/>
+                <w:szCs w:val="26"/>
+                <w:lang w:val="vi-VN"/>
+              </w:rPr>
+            </w:pPr>
+            <w:r>
+              <w:rPr>
+                <w:sz w:val="22"/>
+                <w:szCs w:val="22"/>
+                <w:lang w:val="vi-VN"/>
+              </w:rPr>
+              <w:t>Ngôn ngữ lập trình đa mục đích</w:t>
+            </w:r>
+          </w:p>
+        </w:tc>
+        <w:tc>
+          <w:tcPr>
+            <w:tcW w:w="4395" w:type="dxa"/>
+          </w:tcPr>
+          <w:p>
+            <w:pPr>
+              <w:spacing w:before="100" w:beforeAutospacing="1" w:after="100" w:afterAutospacing="1" w:line="360" w:lineRule="auto"/>
+              <w:jc w:val="both"/>
+              <w:rPr>
+                <w:sz w:val="22"/>
+                <w:szCs w:val="22"/>
+                <w:lang w:val="vi-VN"/>
+              </w:rPr>
+            </w:pPr>
+            <w:r>
+              <w:rPr>
+                <w:sz w:val="22"/>
+                <w:szCs w:val="22"/>
+                <w:lang w:val="vi-VN"/>
+              </w:rPr>
+              <w:t>Viết toàn bộ mã nguồn backend (FastAPI) và frontend (PySide6), xử lý logic nghiệp vụ</w:t>
+            </w:r>
+          </w:p>
+        </w:tc>
+      </w:tr>
+      <w:tr>
+        <w:tc>
+          <w:tcPr>
+            <w:tcW w:w="1980" w:type="dxa"/>
+          </w:tcPr>
+          <w:p>
+            <w:pPr>
+              <w:spacing w:before="100" w:beforeAutospacing="1" w:after="100" w:afterAutospacing="1" w:line="360" w:lineRule="auto"/>
+              <w:jc w:val="both"/>
+              <w:rPr>
+                <w:sz w:val="26"/>
+                <w:szCs w:val="26"/>
+                <w:lang w:val="vi-VN"/>
+              </w:rPr>
+            </w:pPr>
+            <w:r>
+              <w:rPr>
+                <w:sz w:val="22"/>
+                <w:szCs w:val="22"/>
+              </w:rPr>
+              <w:t>GitHub</w:t>
+            </w:r>
+          </w:p>
+        </w:tc>
+        <w:tc>
+          <w:tcPr>
+            <w:tcW w:w="3118" w:type="dxa"/>
+          </w:tcPr>
+          <w:p>
+            <w:pPr>
+              <w:spacing w:before="100" w:beforeAutospacing="1" w:after="100" w:afterAutospacing="1" w:line="360" w:lineRule="auto"/>
+              <w:jc w:val="both"/>
+              <w:rPr>
+                <w:sz w:val="26"/>
+                <w:szCs w:val="26"/>
+                <w:lang w:val="vi-VN"/>
+              </w:rPr>
+            </w:pPr>
+            <w:r>
+              <w:rPr>
+                <w:sz w:val="22"/>
+                <w:szCs w:val="22"/>
+                <w:lang w:val="vi-VN"/>
+              </w:rPr>
+              <w:t>Quản lý mã nguồn &amp; cộng tác nhóm</w:t>
+            </w:r>
+          </w:p>
+        </w:tc>
+        <w:tc>
+          <w:tcPr>
+            <w:tcW w:w="4395" w:type="dxa"/>
+          </w:tcPr>
+          <w:p>
+            <w:pPr>
+              <w:spacing w:before="100" w:beforeAutospacing="1" w:after="100" w:afterAutospacing="1" w:line="360" w:lineRule="auto"/>
+              <w:jc w:val="both"/>
+              <w:rPr>
+                <w:sz w:val="26"/>
+                <w:szCs w:val="26"/>
+                <w:lang w:val="vi-VN"/>
+              </w:rPr>
+            </w:pPr>
+            <w:r>
+              <w:rPr>
+                <w:sz w:val="22"/>
+                <w:szCs w:val="22"/>
+                <w:lang w:val="vi-VN"/>
+              </w:rPr>
+              <w:t>Lưu trữ code, phân nhánh làm việc, review Pull Request, theo dõi lỗi qua Issues</w:t>
+            </w:r>
+          </w:p>
+        </w:tc>
+      </w:tr>
+      <w:tr>
+        <w:tc>
+          <w:tcPr>
+            <w:tcW w:w="1980" w:type="dxa"/>
+          </w:tcPr>
+          <w:p>
+            <w:pPr>
+              <w:spacing w:before="100" w:beforeAutospacing="1" w:after="100" w:afterAutospacing="1" w:line="360" w:lineRule="auto"/>
+              <w:jc w:val="both"/>
+              <w:rPr>
+                <w:sz w:val="26"/>
+                <w:szCs w:val="26"/>
+                <w:lang w:val="vi-VN"/>
+              </w:rPr>
+            </w:pPr>
+            <w:r>
+              <w:rPr>
+                <w:sz w:val="22"/>
+                <w:szCs w:val="22"/>
+              </w:rPr>
+              <w:t>XAMPP</w:t>
+            </w:r>
+          </w:p>
+        </w:tc>
+        <w:tc>
+          <w:tcPr>
+            <w:tcW w:w="3118" w:type="dxa"/>
+          </w:tcPr>
+          <w:p>
+            <w:pPr>
+              <w:spacing w:before="100" w:beforeAutospacing="1" w:after="100" w:afterAutospacing="1" w:line="360" w:lineRule="auto"/>
+              <w:jc w:val="both"/>
+              <w:rPr>
+                <w:sz w:val="26"/>
+                <w:szCs w:val="26"/>
+                <w:lang w:val="vi-VN"/>
+              </w:rPr>
+            </w:pPr>
+            <w:r>
+              <w:rPr>
+                <w:sz w:val="22"/>
+                <w:szCs w:val="22"/>
+                <w:lang w:val="vi-VN"/>
+              </w:rPr>
+              <w:t>Môi trường máy chủ cục bộ</w:t>
+            </w:r>
+          </w:p>
+        </w:tc>
+        <w:tc>
+          <w:tcPr>
+            <w:tcW w:w="4395" w:type="dxa"/>
+          </w:tcPr>
+          <w:p>
+            <w:pPr>
+              <w:spacing w:before="100" w:beforeAutospacing="1" w:after="100" w:afterAutospacing="1" w:line="360" w:lineRule="auto"/>
+              <w:jc w:val="both"/>
+              <w:rPr>
+                <w:sz w:val="26"/>
+                <w:szCs w:val="26"/>
+                <w:lang w:val="vi-VN"/>
+              </w:rPr>
+            </w:pPr>
+            <w:r>
+              <w:rPr>
+                <w:sz w:val="22"/>
+                <w:szCs w:val="22"/>
+                <w:lang w:val="vi-VN"/>
+              </w:rPr>
+              <w:t>Khởi chạy MySQL Server cục bộ, cung cấp môi trường phát triển và kiểm thử</w:t>
+            </w:r>
+          </w:p>
+        </w:tc>
+      </w:tr>
+      <w:tr>
+        <w:tc>
+          <w:tcPr>
+            <w:tcW w:w="1980" w:type="dxa"/>
+          </w:tcPr>
+          <w:p>
+            <w:pPr>
+              <w:spacing w:before="100" w:beforeAutospacing="1" w:after="100" w:afterAutospacing="1" w:line="360" w:lineRule="auto"/>
+              <w:jc w:val="both"/>
+              <w:rPr>
+                <w:sz w:val="26"/>
+                <w:szCs w:val="26"/>
+                <w:lang w:val="vi-VN"/>
+              </w:rPr>
+            </w:pPr>
+            <w:r>
+              <w:rPr>
+                <w:sz w:val="22"/>
+                <w:szCs w:val="22"/>
+              </w:rPr>
+              <w:t>FastAPI</w:t>
+            </w:r>
+          </w:p>
+        </w:tc>
+        <w:tc>
+          <w:tcPr>
+            <w:tcW w:w="3118" w:type="dxa"/>
+          </w:tcPr>
+          <w:p>
+            <w:pPr>
+              <w:spacing w:before="100" w:beforeAutospacing="1" w:after="100" w:afterAutospacing="1" w:line="360" w:lineRule="auto"/>
+              <w:jc w:val="both"/>
+              <w:rPr>
+                <w:sz w:val="26"/>
+                <w:szCs w:val="26"/>
+                <w:lang w:val="vi-VN"/>
+              </w:rPr>
+            </w:pPr>
+            <w:r>
+              <w:rPr>
+                <w:sz w:val="22"/>
+                <w:szCs w:val="22"/>
+              </w:rPr>
+              <w:t>Framework xây dựng RESTful API</w:t>
+            </w:r>
+          </w:p>
+        </w:tc>
+        <w:tc>
+          <w:tcPr>
+            <w:tcW w:w="4395" w:type="dxa"/>
+          </w:tcPr>
+          <w:p>
+            <w:pPr>
+              <w:spacing w:before="100" w:beforeAutospacing="1" w:after="100" w:afterAutospacing="1" w:line="360" w:lineRule="auto"/>
+              <w:jc w:val="both"/>
+              <w:rPr>
+                <w:sz w:val="26"/>
+                <w:szCs w:val="26"/>
+                <w:lang w:val="vi-VN"/>
+              </w:rPr>
+            </w:pPr>
+            <w:r>
+              <w:rPr>
+                <w:sz w:val="22"/>
+                <w:szCs w:val="22"/>
+                <w:lang w:val="vi-VN"/>
+              </w:rPr>
+              <w:t>Tầng backend: xác thực người dùng, quản lý tin tuyển dụng, ứng viên, giao dịch, kết nối MySQL</w:t>
+            </w:r>
+          </w:p>
+        </w:tc>
+      </w:tr>
+      <w:tr>
+        <w:tc>
+          <w:tcPr>
+            <w:tcW w:w="1980" w:type="dxa"/>
+          </w:tcPr>
+          <w:p>
+            <w:pPr>
+              <w:spacing w:before="100" w:beforeAutospacing="1" w:after="100" w:afterAutospacing="1" w:line="360" w:lineRule="auto"/>
+              <w:jc w:val="both"/>
+              <w:rPr>
+                <w:sz w:val="26"/>
+                <w:szCs w:val="26"/>
+                <w:lang w:val="vi-VN"/>
+              </w:rPr>
+            </w:pPr>
+            <w:r>
+              <w:rPr>
+                <w:sz w:val="22"/>
+                <w:szCs w:val="22"/>
+              </w:rPr>
+              <w:t>PySide6</w:t>
+            </w:r>
+          </w:p>
+        </w:tc>
+        <w:tc>
+          <w:tcPr>
+            <w:tcW w:w="3118" w:type="dxa"/>
+          </w:tcPr>
+          <w:p>
+            <w:pPr>
+              <w:spacing w:before="100" w:beforeAutospacing="1" w:after="100" w:afterAutospacing="1" w:line="360" w:lineRule="auto"/>
+              <w:jc w:val="both"/>
+              <w:rPr>
+                <w:sz w:val="26"/>
+                <w:szCs w:val="26"/>
+                <w:lang w:val="vi-VN"/>
+              </w:rPr>
+            </w:pPr>
+            <w:r>
+              <w:rPr>
+                <w:sz w:val="22"/>
+                <w:szCs w:val="22"/>
+                <w:lang w:val="vi-VN"/>
+              </w:rPr>
+              <w:t>Thư viện xây dựng GUI desktop</w:t>
+            </w:r>
+          </w:p>
+        </w:tc>
+        <w:tc>
+          <w:tcPr>
+            <w:tcW w:w="4395" w:type="dxa"/>
+          </w:tcPr>
+          <w:p>
+            <w:pPr>
+              <w:spacing w:before="100" w:beforeAutospacing="1" w:after="100" w:afterAutospacing="1" w:line="360" w:lineRule="auto"/>
+              <w:jc w:val="both"/>
+              <w:rPr>
+                <w:sz w:val="26"/>
+                <w:szCs w:val="26"/>
+                <w:lang w:val="vi-VN"/>
+              </w:rPr>
+            </w:pPr>
+            <w:r>
+              <w:rPr>
+                <w:sz w:val="22"/>
+                <w:szCs w:val="22"/>
+                <w:lang w:val="vi-VN"/>
+              </w:rPr>
+              <w:t>Tầng frontend: giao diện đăng nhập, dashboard, quản lý tin, ứng viên, báo cáo thống kê</w:t>
+            </w:r>
+          </w:p>
+        </w:tc>
+      </w:tr>
+    </w:tbl>
+    <w:p>
+      <w:pPr>
+        <w:spacing w:before="100" w:beforeAutospacing="1" w:after="100" w:afterAutospacing="1" w:line="360" w:lineRule="auto"/>
+        <w:jc w:val="both"/>
+        <w:rPr>
+          <w:sz w:val="26"/>
+          <w:szCs w:val="26"/>
+        </w:rPr>
+      </w:pPr>
+    </w:p>
+    <w:p>
+      <w:pPr>
+        <w:spacing w:before="100" w:beforeAutospacing="1" w:after="100" w:afterAutospacing="1" w:line="360" w:lineRule="auto"/>
+        <w:jc w:val="both"/>
+        <w:rPr>
+          <w:sz w:val="26"/>
+          <w:szCs w:val="26"/>
+          <w:lang w:val="vi-VN"/>
+        </w:rPr>
+      </w:pPr>
+      <w:r>
+        <w:rPr>
+          <w:sz w:val="26"/>
+          <w:szCs w:val="26"/>
+          <w:lang w:val="vi-VN"/>
+        </w:rPr>
+        <w:t xml:space="preserve">Sự phối hợp chặt chẽ giữa các công cụ trên tạo thành một hệ sinh thái phát triển phần mềm hiện đại và đồng bộ. Kiến trúc tách biệt rõ ràng giữa tầng backend (FastAPI) và tầng frontend (PySide6) giúp hệ thống dễ bảo trì, dễ mở rộng và dễ phân công công việc </w:t>
+      </w:r>
+      <w:r>
+        <w:rPr>
+          <w:sz w:val="26"/>
+          <w:szCs w:val="26"/>
+          <w:lang w:val="vi-VN"/>
+        </w:rPr>
+        <w:lastRenderedPageBreak/>
+        <w:t>trong nhóm. Python đóng vai trò là ngôn ngữ xuyên suốt, GitHub đảm bảo cộng tác có tổ chức, còn XAMPP và MySQL tạo nền tảng cơ sở dữ liệu vững chắc cho toàn bộ quá trình phát triển.</w:t>
+      </w:r>
+      <w:r>
+        <w:rPr>
+          <w:sz w:val="26"/>
+          <w:szCs w:val="26"/>
+          <w:lang w:val="vi-VN"/>
+        </w:rPr>
+        <w:br w:type="page"/>
+      </w:r>
+    </w:p>
+    <w:p>
+      <w:pPr>
         <w:spacing w:after="160" w:line="259" w:lineRule="auto"/>
         <w:jc w:val="center"/>
         <w:rPr>
@@ -4063,75 +6181,8 @@
           <w:sz w:val="26"/>
           <w:szCs w:val="26"/>
         </w:rPr>
-        <w:t>Chương I: Cơ sở lý thuyết</w:t>
-      </w:r>
-    </w:p>
-    <w:p>
-      <w:pPr>
-        <w:spacing w:after="160" w:line="259" w:lineRule="auto"/>
-        <w:rPr>
-          <w:sz w:val="26"/>
-          <w:szCs w:val="26"/>
-        </w:rPr>
-      </w:pPr>
-      <w:r>
-        <w:rPr>
-          <w:sz w:val="26"/>
-          <w:szCs w:val="26"/>
-        </w:rPr>
-        <w:br w:type="page"/>
-      </w:r>
-    </w:p>
-    <w:p>
-      <w:pPr>
-        <w:spacing w:after="160" w:line="259" w:lineRule="auto"/>
-        <w:jc w:val="center"/>
-        <w:rPr>
-          <w:sz w:val="26"/>
-          <w:szCs w:val="26"/>
-        </w:rPr>
-      </w:pPr>
-      <w:r>
-        <w:rPr>
-          <w:sz w:val="26"/>
-          <w:szCs w:val="26"/>
-        </w:rPr>
         <w:lastRenderedPageBreak/>
-        <w:t xml:space="preserve">Chương II:  </w:t>
-      </w:r>
-    </w:p>
-    <w:p>
-      <w:pPr>
-        <w:spacing w:after="160" w:line="259" w:lineRule="auto"/>
-        <w:rPr>
-          <w:sz w:val="26"/>
-          <w:szCs w:val="26"/>
-        </w:rPr>
-      </w:pPr>
-      <w:r>
-        <w:rPr>
-          <w:sz w:val="26"/>
-          <w:szCs w:val="26"/>
-        </w:rPr>
-        <w:br w:type="page"/>
-      </w:r>
-    </w:p>
-    <w:p>
-      <w:pPr>
-        <w:spacing w:after="160" w:line="259" w:lineRule="auto"/>
-        <w:jc w:val="center"/>
-        <w:rPr>
-          <w:sz w:val="26"/>
-          <w:szCs w:val="26"/>
-        </w:rPr>
-      </w:pPr>
-      <w:r>
-        <w:rPr>
-          <w:sz w:val="26"/>
-          <w:szCs w:val="26"/>
-        </w:rPr>
-        <w:lastRenderedPageBreak/>
-        <w:t>Chương III:</w:t>
+        <w:t>Chương II:</w:t>
       </w:r>
       <w:r>
         <w:rPr>
@@ -4188,6 +6239,87 @@
 <file path=word/numbering.xml><?xml version="1.0" encoding="utf-8"?>
 <w:numbering xmlns:wpc="http://schemas.microsoft.com/office/word/2010/wordprocessingCanvas" xmlns:cx="http://schemas.microsoft.com/office/drawing/2014/chartex" xmlns:cx1="http://schemas.microsoft.com/office/drawing/2015/9/8/chartex" xmlns:cx2="http://schemas.microsoft.com/office/drawing/2015/10/21/chartex" xmlns:cx3="http://schemas.microsoft.com/office/drawing/2016/5/9/chartex" xmlns:cx4="http://schemas.microsoft.com/office/drawing/2016/5/10/chartex" xmlns:cx5="http://schemas.microsoft.com/office/drawing/2016/5/11/chartex" xmlns:cx6="http://schemas.microsoft.com/office/drawing/2016/5/12/chartex" xmlns:cx7="http://schemas.microsoft.com/office/drawing/2016/5/13/chartex" xmlns:cx8="http://schemas.microsoft.com/office/drawing/2016/5/14/chartex" xmlns:mc="http://schemas.openxmlformats.org/markup-compatibility/2006" xmlns:aink="http://schemas.microsoft.com/office/drawing/2016/ink" xmlns:am3d="http://schemas.microsoft.com/office/drawing/2017/model3d" xmlns:o="urn:schemas-microsoft-com:office:office" xmlns:oel="http://schemas.microsoft.com/office/2019/extlst" xmlns:r="http://schemas.openxmlformats.org/officeDocument/2006/relationships" xmlns:m="http://schemas.openxmlformats.org/officeDocument/2006/math" xmlns:v="urn:schemas-microsoft-com:vml" xmlns:wp14="http://schemas.microsoft.com/office/word/2010/wordprocessingDrawing" xmlns:wp="http://schemas.openxmlformats.org/drawingml/2006/wordprocessingDrawing" xmlns:w10="urn:schemas-microsoft-com:office:word" xmlns:w="http://schemas.openxmlformats.org/wordprocessingml/2006/main" xmlns:w14="http://schemas.microsoft.com/office/word/2010/wordml" xmlns:w15="http://schemas.microsoft.com/office/word/2012/wordml" xmlns:w16cex="http://schemas.microsoft.com/office/word/2018/wordml/cex" xmlns:w16cid="http://schemas.microsoft.com/office/word/2016/wordml/cid" xmlns:w16="http://schemas.microsoft.com/office/word/2018/wordml" xmlns:w16du="http://schemas.microsoft.com/office/word/2023/wordml/word16du" xmlns:w16sdtdh="http://schemas.microsoft.com/office/word/2020/wordml/sdtdatahash" xmlns:w16sdtfl="http://schemas.microsoft.com/office/word/2024/wordml/sdtformatlock" xmlns:w16se="http://schemas.microsoft.com/office/word/2015/wordml/symex" xmlns:wpg="http://schemas.microsoft.com/office/word/2010/wordprocessingGroup" xmlns:wpi="http://schemas.microsoft.com/office/word/2010/wordprocessingInk" xmlns:wne="http://schemas.microsoft.com/office/word/2006/wordml" xmlns:wps="http://schemas.microsoft.com/office/word/2010/wordprocessingShape" mc:Ignorable="w14 w15 w16se w16cid w16 w16cex w16sdtdh w16sdtfl w16du wp14">
   <w:abstractNum w:abstractNumId="0" w15:restartNumberingAfterBreak="0">
+    <w:nsid w:val="1AE56F44"/>
+    <w:multiLevelType w:val="hybridMultilevel"/>
+    <w:tmpl w:val="014640B2"/>
+    <w:lvl w:ilvl="0" w:tplc="C9B818AC">
+      <w:start w:val="1"/>
+      <w:numFmt w:val="bullet"/>
+      <w:lvlText w:val=""/>
+      <w:lvlJc w:val="left"/>
+      <w:pPr>
+        <w:ind w:left="900" w:hanging="360"/>
+      </w:pPr>
+      <w:rPr>
+        <w:rFonts w:ascii="Symbol" w:hAnsi="Symbol" w:hint="default"/>
+      </w:rPr>
+    </w:lvl>
+    <w:lvl w:ilvl="1" w:tplc="FFFFFFFF">
+      <w:numFmt w:val="decimal"/>
+      <w:lvlText w:val=""/>
+      <w:lvlJc w:val="left"/>
+      <w:pPr>
+        <w:ind w:left="0" w:firstLine="0"/>
+      </w:pPr>
+    </w:lvl>
+    <w:lvl w:ilvl="2" w:tplc="FFFFFFFF">
+      <w:numFmt w:val="decimal"/>
+      <w:lvlText w:val=""/>
+      <w:lvlJc w:val="left"/>
+      <w:pPr>
+        <w:ind w:left="0" w:firstLine="0"/>
+      </w:pPr>
+    </w:lvl>
+    <w:lvl w:ilvl="3" w:tplc="FFFFFFFF">
+      <w:numFmt w:val="decimal"/>
+      <w:lvlText w:val=""/>
+      <w:lvlJc w:val="left"/>
+      <w:pPr>
+        <w:ind w:left="0" w:firstLine="0"/>
+      </w:pPr>
+    </w:lvl>
+    <w:lvl w:ilvl="4" w:tplc="FFFFFFFF">
+      <w:numFmt w:val="decimal"/>
+      <w:lvlText w:val=""/>
+      <w:lvlJc w:val="left"/>
+      <w:pPr>
+        <w:ind w:left="0" w:firstLine="0"/>
+      </w:pPr>
+    </w:lvl>
+    <w:lvl w:ilvl="5" w:tplc="FFFFFFFF">
+      <w:numFmt w:val="decimal"/>
+      <w:lvlText w:val=""/>
+      <w:lvlJc w:val="left"/>
+      <w:pPr>
+        <w:ind w:left="0" w:firstLine="0"/>
+      </w:pPr>
+    </w:lvl>
+    <w:lvl w:ilvl="6" w:tplc="FFFFFFFF">
+      <w:numFmt w:val="decimal"/>
+      <w:lvlText w:val=""/>
+      <w:lvlJc w:val="left"/>
+      <w:pPr>
+        <w:ind w:left="0" w:firstLine="0"/>
+      </w:pPr>
+    </w:lvl>
+    <w:lvl w:ilvl="7" w:tplc="FFFFFFFF">
+      <w:numFmt w:val="decimal"/>
+      <w:lvlText w:val=""/>
+      <w:lvlJc w:val="left"/>
+      <w:pPr>
+        <w:ind w:left="0" w:firstLine="0"/>
+      </w:pPr>
+    </w:lvl>
+    <w:lvl w:ilvl="8" w:tplc="FFFFFFFF">
+      <w:numFmt w:val="decimal"/>
+      <w:lvlText w:val=""/>
+      <w:lvlJc w:val="left"/>
+      <w:pPr>
+        <w:ind w:left="0" w:firstLine="0"/>
+      </w:pPr>
+    </w:lvl>
+  </w:abstractNum>
+  <w:abstractNum w:abstractNumId="1" w15:restartNumberingAfterBreak="0">
     <w:nsid w:val="24494807"/>
     <w:multiLevelType w:val="hybridMultilevel"/>
     <w:tmpl w:val="BDD8A006"/>
@@ -4300,8 +6432,724 @@
       </w:rPr>
     </w:lvl>
   </w:abstractNum>
+  <w:abstractNum w:abstractNumId="2" w15:restartNumberingAfterBreak="0">
+    <w:nsid w:val="32733134"/>
+    <w:multiLevelType w:val="hybridMultilevel"/>
+    <w:tmpl w:val="A2C4A550"/>
+    <w:lvl w:ilvl="0" w:tplc="C9B818AC">
+      <w:start w:val="1"/>
+      <w:numFmt w:val="bullet"/>
+      <w:lvlText w:val=""/>
+      <w:lvlJc w:val="left"/>
+      <w:pPr>
+        <w:ind w:left="900" w:hanging="360"/>
+      </w:pPr>
+      <w:rPr>
+        <w:rFonts w:ascii="Symbol" w:hAnsi="Symbol" w:hint="default"/>
+      </w:rPr>
+    </w:lvl>
+    <w:lvl w:ilvl="1" w:tplc="FFFFFFFF">
+      <w:numFmt w:val="decimal"/>
+      <w:lvlText w:val=""/>
+      <w:lvlJc w:val="left"/>
+      <w:pPr>
+        <w:ind w:left="0" w:firstLine="0"/>
+      </w:pPr>
+    </w:lvl>
+    <w:lvl w:ilvl="2" w:tplc="FFFFFFFF">
+      <w:numFmt w:val="decimal"/>
+      <w:lvlText w:val=""/>
+      <w:lvlJc w:val="left"/>
+      <w:pPr>
+        <w:ind w:left="0" w:firstLine="0"/>
+      </w:pPr>
+    </w:lvl>
+    <w:lvl w:ilvl="3" w:tplc="FFFFFFFF">
+      <w:numFmt w:val="decimal"/>
+      <w:lvlText w:val=""/>
+      <w:lvlJc w:val="left"/>
+      <w:pPr>
+        <w:ind w:left="0" w:firstLine="0"/>
+      </w:pPr>
+    </w:lvl>
+    <w:lvl w:ilvl="4" w:tplc="FFFFFFFF">
+      <w:numFmt w:val="decimal"/>
+      <w:lvlText w:val=""/>
+      <w:lvlJc w:val="left"/>
+      <w:pPr>
+        <w:ind w:left="0" w:firstLine="0"/>
+      </w:pPr>
+    </w:lvl>
+    <w:lvl w:ilvl="5" w:tplc="FFFFFFFF">
+      <w:numFmt w:val="decimal"/>
+      <w:lvlText w:val=""/>
+      <w:lvlJc w:val="left"/>
+      <w:pPr>
+        <w:ind w:left="0" w:firstLine="0"/>
+      </w:pPr>
+    </w:lvl>
+    <w:lvl w:ilvl="6" w:tplc="FFFFFFFF">
+      <w:numFmt w:val="decimal"/>
+      <w:lvlText w:val=""/>
+      <w:lvlJc w:val="left"/>
+      <w:pPr>
+        <w:ind w:left="0" w:firstLine="0"/>
+      </w:pPr>
+    </w:lvl>
+    <w:lvl w:ilvl="7" w:tplc="FFFFFFFF">
+      <w:numFmt w:val="decimal"/>
+      <w:lvlText w:val=""/>
+      <w:lvlJc w:val="left"/>
+      <w:pPr>
+        <w:ind w:left="0" w:firstLine="0"/>
+      </w:pPr>
+    </w:lvl>
+    <w:lvl w:ilvl="8" w:tplc="FFFFFFFF">
+      <w:numFmt w:val="decimal"/>
+      <w:lvlText w:val=""/>
+      <w:lvlJc w:val="left"/>
+      <w:pPr>
+        <w:ind w:left="0" w:firstLine="0"/>
+      </w:pPr>
+    </w:lvl>
+  </w:abstractNum>
+  <w:abstractNum w:abstractNumId="3" w15:restartNumberingAfterBreak="0">
+    <w:nsid w:val="37696882"/>
+    <w:multiLevelType w:val="hybridMultilevel"/>
+    <w:tmpl w:val="1E8A0590"/>
+    <w:lvl w:ilvl="0" w:tplc="D2A46CD2">
+      <w:start w:val="1"/>
+      <w:numFmt w:val="bullet"/>
+      <w:lvlText w:val="•"/>
+      <w:lvlJc w:val="left"/>
+      <w:pPr>
+        <w:ind w:left="900" w:hanging="360"/>
+      </w:pPr>
+    </w:lvl>
+    <w:lvl w:ilvl="1" w:tplc="4446A6C0">
+      <w:numFmt w:val="decimal"/>
+      <w:lvlText w:val=""/>
+      <w:lvlJc w:val="left"/>
+      <w:pPr>
+        <w:ind w:left="0" w:firstLine="0"/>
+      </w:pPr>
+    </w:lvl>
+    <w:lvl w:ilvl="2" w:tplc="C5B442B8">
+      <w:numFmt w:val="decimal"/>
+      <w:lvlText w:val=""/>
+      <w:lvlJc w:val="left"/>
+      <w:pPr>
+        <w:ind w:left="0" w:firstLine="0"/>
+      </w:pPr>
+    </w:lvl>
+    <w:lvl w:ilvl="3" w:tplc="2146C3B4">
+      <w:numFmt w:val="decimal"/>
+      <w:lvlText w:val=""/>
+      <w:lvlJc w:val="left"/>
+      <w:pPr>
+        <w:ind w:left="0" w:firstLine="0"/>
+      </w:pPr>
+    </w:lvl>
+    <w:lvl w:ilvl="4" w:tplc="544AEF4C">
+      <w:numFmt w:val="decimal"/>
+      <w:lvlText w:val=""/>
+      <w:lvlJc w:val="left"/>
+      <w:pPr>
+        <w:ind w:left="0" w:firstLine="0"/>
+      </w:pPr>
+    </w:lvl>
+    <w:lvl w:ilvl="5" w:tplc="F09E92BE">
+      <w:numFmt w:val="decimal"/>
+      <w:lvlText w:val=""/>
+      <w:lvlJc w:val="left"/>
+      <w:pPr>
+        <w:ind w:left="0" w:firstLine="0"/>
+      </w:pPr>
+    </w:lvl>
+    <w:lvl w:ilvl="6" w:tplc="095A4640">
+      <w:numFmt w:val="decimal"/>
+      <w:lvlText w:val=""/>
+      <w:lvlJc w:val="left"/>
+      <w:pPr>
+        <w:ind w:left="0" w:firstLine="0"/>
+      </w:pPr>
+    </w:lvl>
+    <w:lvl w:ilvl="7" w:tplc="698A4310">
+      <w:numFmt w:val="decimal"/>
+      <w:lvlText w:val=""/>
+      <w:lvlJc w:val="left"/>
+      <w:pPr>
+        <w:ind w:left="0" w:firstLine="0"/>
+      </w:pPr>
+    </w:lvl>
+    <w:lvl w:ilvl="8" w:tplc="3DEA9530">
+      <w:numFmt w:val="decimal"/>
+      <w:lvlText w:val=""/>
+      <w:lvlJc w:val="left"/>
+      <w:pPr>
+        <w:ind w:left="0" w:firstLine="0"/>
+      </w:pPr>
+    </w:lvl>
+  </w:abstractNum>
+  <w:abstractNum w:abstractNumId="4" w15:restartNumberingAfterBreak="0">
+    <w:nsid w:val="3B421025"/>
+    <w:multiLevelType w:val="hybridMultilevel"/>
+    <w:tmpl w:val="30CEB46C"/>
+    <w:lvl w:ilvl="0" w:tplc="C9B818AC">
+      <w:start w:val="1"/>
+      <w:numFmt w:val="bullet"/>
+      <w:lvlText w:val=""/>
+      <w:lvlJc w:val="left"/>
+      <w:pPr>
+        <w:ind w:left="720" w:hanging="360"/>
+      </w:pPr>
+      <w:rPr>
+        <w:rFonts w:ascii="Symbol" w:hAnsi="Symbol" w:hint="default"/>
+      </w:rPr>
+    </w:lvl>
+    <w:lvl w:ilvl="1" w:tplc="042A0003" w:tentative="1">
+      <w:start w:val="1"/>
+      <w:numFmt w:val="bullet"/>
+      <w:lvlText w:val="o"/>
+      <w:lvlJc w:val="left"/>
+      <w:pPr>
+        <w:ind w:left="1440" w:hanging="360"/>
+      </w:pPr>
+      <w:rPr>
+        <w:rFonts w:ascii="Courier New" w:hAnsi="Courier New" w:cs="Courier New" w:hint="default"/>
+      </w:rPr>
+    </w:lvl>
+    <w:lvl w:ilvl="2" w:tplc="042A0005" w:tentative="1">
+      <w:start w:val="1"/>
+      <w:numFmt w:val="bullet"/>
+      <w:lvlText w:val=""/>
+      <w:lvlJc w:val="left"/>
+      <w:pPr>
+        <w:ind w:left="2160" w:hanging="360"/>
+      </w:pPr>
+      <w:rPr>
+        <w:rFonts w:ascii="Wingdings" w:hAnsi="Wingdings" w:hint="default"/>
+      </w:rPr>
+    </w:lvl>
+    <w:lvl w:ilvl="3" w:tplc="042A0001" w:tentative="1">
+      <w:start w:val="1"/>
+      <w:numFmt w:val="bullet"/>
+      <w:lvlText w:val=""/>
+      <w:lvlJc w:val="left"/>
+      <w:pPr>
+        <w:ind w:left="2880" w:hanging="360"/>
+      </w:pPr>
+      <w:rPr>
+        <w:rFonts w:ascii="Symbol" w:hAnsi="Symbol" w:hint="default"/>
+      </w:rPr>
+    </w:lvl>
+    <w:lvl w:ilvl="4" w:tplc="042A0003" w:tentative="1">
+      <w:start w:val="1"/>
+      <w:numFmt w:val="bullet"/>
+      <w:lvlText w:val="o"/>
+      <w:lvlJc w:val="left"/>
+      <w:pPr>
+        <w:ind w:left="3600" w:hanging="360"/>
+      </w:pPr>
+      <w:rPr>
+        <w:rFonts w:ascii="Courier New" w:hAnsi="Courier New" w:cs="Courier New" w:hint="default"/>
+      </w:rPr>
+    </w:lvl>
+    <w:lvl w:ilvl="5" w:tplc="042A0005" w:tentative="1">
+      <w:start w:val="1"/>
+      <w:numFmt w:val="bullet"/>
+      <w:lvlText w:val=""/>
+      <w:lvlJc w:val="left"/>
+      <w:pPr>
+        <w:ind w:left="4320" w:hanging="360"/>
+      </w:pPr>
+      <w:rPr>
+        <w:rFonts w:ascii="Wingdings" w:hAnsi="Wingdings" w:hint="default"/>
+      </w:rPr>
+    </w:lvl>
+    <w:lvl w:ilvl="6" w:tplc="042A0001" w:tentative="1">
+      <w:start w:val="1"/>
+      <w:numFmt w:val="bullet"/>
+      <w:lvlText w:val=""/>
+      <w:lvlJc w:val="left"/>
+      <w:pPr>
+        <w:ind w:left="5040" w:hanging="360"/>
+      </w:pPr>
+      <w:rPr>
+        <w:rFonts w:ascii="Symbol" w:hAnsi="Symbol" w:hint="default"/>
+      </w:rPr>
+    </w:lvl>
+    <w:lvl w:ilvl="7" w:tplc="042A0003" w:tentative="1">
+      <w:start w:val="1"/>
+      <w:numFmt w:val="bullet"/>
+      <w:lvlText w:val="o"/>
+      <w:lvlJc w:val="left"/>
+      <w:pPr>
+        <w:ind w:left="5760" w:hanging="360"/>
+      </w:pPr>
+      <w:rPr>
+        <w:rFonts w:ascii="Courier New" w:hAnsi="Courier New" w:cs="Courier New" w:hint="default"/>
+      </w:rPr>
+    </w:lvl>
+    <w:lvl w:ilvl="8" w:tplc="042A0005" w:tentative="1">
+      <w:start w:val="1"/>
+      <w:numFmt w:val="bullet"/>
+      <w:lvlText w:val=""/>
+      <w:lvlJc w:val="left"/>
+      <w:pPr>
+        <w:ind w:left="6480" w:hanging="360"/>
+      </w:pPr>
+      <w:rPr>
+        <w:rFonts w:ascii="Wingdings" w:hAnsi="Wingdings" w:hint="default"/>
+      </w:rPr>
+    </w:lvl>
+  </w:abstractNum>
+  <w:abstractNum w:abstractNumId="5" w15:restartNumberingAfterBreak="0">
+    <w:nsid w:val="43030D62"/>
+    <w:multiLevelType w:val="hybridMultilevel"/>
+    <w:tmpl w:val="38CA23B8"/>
+    <w:lvl w:ilvl="0" w:tplc="C9B818AC">
+      <w:start w:val="1"/>
+      <w:numFmt w:val="bullet"/>
+      <w:lvlText w:val=""/>
+      <w:lvlJc w:val="left"/>
+      <w:pPr>
+        <w:ind w:left="720" w:hanging="360"/>
+      </w:pPr>
+      <w:rPr>
+        <w:rFonts w:ascii="Symbol" w:hAnsi="Symbol" w:hint="default"/>
+      </w:rPr>
+    </w:lvl>
+    <w:lvl w:ilvl="1" w:tplc="042A0003" w:tentative="1">
+      <w:start w:val="1"/>
+      <w:numFmt w:val="bullet"/>
+      <w:lvlText w:val="o"/>
+      <w:lvlJc w:val="left"/>
+      <w:pPr>
+        <w:ind w:left="1440" w:hanging="360"/>
+      </w:pPr>
+      <w:rPr>
+        <w:rFonts w:ascii="Courier New" w:hAnsi="Courier New" w:cs="Courier New" w:hint="default"/>
+      </w:rPr>
+    </w:lvl>
+    <w:lvl w:ilvl="2" w:tplc="042A0005" w:tentative="1">
+      <w:start w:val="1"/>
+      <w:numFmt w:val="bullet"/>
+      <w:lvlText w:val=""/>
+      <w:lvlJc w:val="left"/>
+      <w:pPr>
+        <w:ind w:left="2160" w:hanging="360"/>
+      </w:pPr>
+      <w:rPr>
+        <w:rFonts w:ascii="Wingdings" w:hAnsi="Wingdings" w:hint="default"/>
+      </w:rPr>
+    </w:lvl>
+    <w:lvl w:ilvl="3" w:tplc="042A0001" w:tentative="1">
+      <w:start w:val="1"/>
+      <w:numFmt w:val="bullet"/>
+      <w:lvlText w:val=""/>
+      <w:lvlJc w:val="left"/>
+      <w:pPr>
+        <w:ind w:left="2880" w:hanging="360"/>
+      </w:pPr>
+      <w:rPr>
+        <w:rFonts w:ascii="Symbol" w:hAnsi="Symbol" w:hint="default"/>
+      </w:rPr>
+    </w:lvl>
+    <w:lvl w:ilvl="4" w:tplc="042A0003" w:tentative="1">
+      <w:start w:val="1"/>
+      <w:numFmt w:val="bullet"/>
+      <w:lvlText w:val="o"/>
+      <w:lvlJc w:val="left"/>
+      <w:pPr>
+        <w:ind w:left="3600" w:hanging="360"/>
+      </w:pPr>
+      <w:rPr>
+        <w:rFonts w:ascii="Courier New" w:hAnsi="Courier New" w:cs="Courier New" w:hint="default"/>
+      </w:rPr>
+    </w:lvl>
+    <w:lvl w:ilvl="5" w:tplc="042A0005" w:tentative="1">
+      <w:start w:val="1"/>
+      <w:numFmt w:val="bullet"/>
+      <w:lvlText w:val=""/>
+      <w:lvlJc w:val="left"/>
+      <w:pPr>
+        <w:ind w:left="4320" w:hanging="360"/>
+      </w:pPr>
+      <w:rPr>
+        <w:rFonts w:ascii="Wingdings" w:hAnsi="Wingdings" w:hint="default"/>
+      </w:rPr>
+    </w:lvl>
+    <w:lvl w:ilvl="6" w:tplc="042A0001" w:tentative="1">
+      <w:start w:val="1"/>
+      <w:numFmt w:val="bullet"/>
+      <w:lvlText w:val=""/>
+      <w:lvlJc w:val="left"/>
+      <w:pPr>
+        <w:ind w:left="5040" w:hanging="360"/>
+      </w:pPr>
+      <w:rPr>
+        <w:rFonts w:ascii="Symbol" w:hAnsi="Symbol" w:hint="default"/>
+      </w:rPr>
+    </w:lvl>
+    <w:lvl w:ilvl="7" w:tplc="042A0003" w:tentative="1">
+      <w:start w:val="1"/>
+      <w:numFmt w:val="bullet"/>
+      <w:lvlText w:val="o"/>
+      <w:lvlJc w:val="left"/>
+      <w:pPr>
+        <w:ind w:left="5760" w:hanging="360"/>
+      </w:pPr>
+      <w:rPr>
+        <w:rFonts w:ascii="Courier New" w:hAnsi="Courier New" w:cs="Courier New" w:hint="default"/>
+      </w:rPr>
+    </w:lvl>
+    <w:lvl w:ilvl="8" w:tplc="042A0005" w:tentative="1">
+      <w:start w:val="1"/>
+      <w:numFmt w:val="bullet"/>
+      <w:lvlText w:val=""/>
+      <w:lvlJc w:val="left"/>
+      <w:pPr>
+        <w:ind w:left="6480" w:hanging="360"/>
+      </w:pPr>
+      <w:rPr>
+        <w:rFonts w:ascii="Wingdings" w:hAnsi="Wingdings" w:hint="default"/>
+      </w:rPr>
+    </w:lvl>
+  </w:abstractNum>
+  <w:abstractNum w:abstractNumId="6" w15:restartNumberingAfterBreak="0">
+    <w:nsid w:val="4ACE07F3"/>
+    <w:multiLevelType w:val="hybridMultilevel"/>
+    <w:tmpl w:val="54A81476"/>
+    <w:lvl w:ilvl="0" w:tplc="C9B818AC">
+      <w:start w:val="1"/>
+      <w:numFmt w:val="bullet"/>
+      <w:lvlText w:val=""/>
+      <w:lvlJc w:val="left"/>
+      <w:pPr>
+        <w:ind w:left="720" w:hanging="360"/>
+      </w:pPr>
+      <w:rPr>
+        <w:rFonts w:ascii="Symbol" w:hAnsi="Symbol" w:hint="default"/>
+      </w:rPr>
+    </w:lvl>
+    <w:lvl w:ilvl="1" w:tplc="042A0003" w:tentative="1">
+      <w:start w:val="1"/>
+      <w:numFmt w:val="bullet"/>
+      <w:lvlText w:val="o"/>
+      <w:lvlJc w:val="left"/>
+      <w:pPr>
+        <w:ind w:left="1440" w:hanging="360"/>
+      </w:pPr>
+      <w:rPr>
+        <w:rFonts w:ascii="Courier New" w:hAnsi="Courier New" w:cs="Courier New" w:hint="default"/>
+      </w:rPr>
+    </w:lvl>
+    <w:lvl w:ilvl="2" w:tplc="042A0005" w:tentative="1">
+      <w:start w:val="1"/>
+      <w:numFmt w:val="bullet"/>
+      <w:lvlText w:val=""/>
+      <w:lvlJc w:val="left"/>
+      <w:pPr>
+        <w:ind w:left="2160" w:hanging="360"/>
+      </w:pPr>
+      <w:rPr>
+        <w:rFonts w:ascii="Wingdings" w:hAnsi="Wingdings" w:hint="default"/>
+      </w:rPr>
+    </w:lvl>
+    <w:lvl w:ilvl="3" w:tplc="042A0001" w:tentative="1">
+      <w:start w:val="1"/>
+      <w:numFmt w:val="bullet"/>
+      <w:lvlText w:val=""/>
+      <w:lvlJc w:val="left"/>
+      <w:pPr>
+        <w:ind w:left="2880" w:hanging="360"/>
+      </w:pPr>
+      <w:rPr>
+        <w:rFonts w:ascii="Symbol" w:hAnsi="Symbol" w:hint="default"/>
+      </w:rPr>
+    </w:lvl>
+    <w:lvl w:ilvl="4" w:tplc="042A0003" w:tentative="1">
+      <w:start w:val="1"/>
+      <w:numFmt w:val="bullet"/>
+      <w:lvlText w:val="o"/>
+      <w:lvlJc w:val="left"/>
+      <w:pPr>
+        <w:ind w:left="3600" w:hanging="360"/>
+      </w:pPr>
+      <w:rPr>
+        <w:rFonts w:ascii="Courier New" w:hAnsi="Courier New" w:cs="Courier New" w:hint="default"/>
+      </w:rPr>
+    </w:lvl>
+    <w:lvl w:ilvl="5" w:tplc="042A0005" w:tentative="1">
+      <w:start w:val="1"/>
+      <w:numFmt w:val="bullet"/>
+      <w:lvlText w:val=""/>
+      <w:lvlJc w:val="left"/>
+      <w:pPr>
+        <w:ind w:left="4320" w:hanging="360"/>
+      </w:pPr>
+      <w:rPr>
+        <w:rFonts w:ascii="Wingdings" w:hAnsi="Wingdings" w:hint="default"/>
+      </w:rPr>
+    </w:lvl>
+    <w:lvl w:ilvl="6" w:tplc="042A0001" w:tentative="1">
+      <w:start w:val="1"/>
+      <w:numFmt w:val="bullet"/>
+      <w:lvlText w:val=""/>
+      <w:lvlJc w:val="left"/>
+      <w:pPr>
+        <w:ind w:left="5040" w:hanging="360"/>
+      </w:pPr>
+      <w:rPr>
+        <w:rFonts w:ascii="Symbol" w:hAnsi="Symbol" w:hint="default"/>
+      </w:rPr>
+    </w:lvl>
+    <w:lvl w:ilvl="7" w:tplc="042A0003" w:tentative="1">
+      <w:start w:val="1"/>
+      <w:numFmt w:val="bullet"/>
+      <w:lvlText w:val="o"/>
+      <w:lvlJc w:val="left"/>
+      <w:pPr>
+        <w:ind w:left="5760" w:hanging="360"/>
+      </w:pPr>
+      <w:rPr>
+        <w:rFonts w:ascii="Courier New" w:hAnsi="Courier New" w:cs="Courier New" w:hint="default"/>
+      </w:rPr>
+    </w:lvl>
+    <w:lvl w:ilvl="8" w:tplc="042A0005" w:tentative="1">
+      <w:start w:val="1"/>
+      <w:numFmt w:val="bullet"/>
+      <w:lvlText w:val=""/>
+      <w:lvlJc w:val="left"/>
+      <w:pPr>
+        <w:ind w:left="6480" w:hanging="360"/>
+      </w:pPr>
+      <w:rPr>
+        <w:rFonts w:ascii="Wingdings" w:hAnsi="Wingdings" w:hint="default"/>
+      </w:rPr>
+    </w:lvl>
+  </w:abstractNum>
+  <w:abstractNum w:abstractNumId="7" w15:restartNumberingAfterBreak="0">
+    <w:nsid w:val="7BF8253C"/>
+    <w:multiLevelType w:val="hybridMultilevel"/>
+    <w:tmpl w:val="B7FE1F52"/>
+    <w:lvl w:ilvl="0" w:tplc="C9B818AC">
+      <w:start w:val="1"/>
+      <w:numFmt w:val="bullet"/>
+      <w:lvlText w:val=""/>
+      <w:lvlJc w:val="left"/>
+      <w:pPr>
+        <w:ind w:left="900" w:hanging="360"/>
+      </w:pPr>
+      <w:rPr>
+        <w:rFonts w:ascii="Symbol" w:hAnsi="Symbol" w:hint="default"/>
+      </w:rPr>
+    </w:lvl>
+    <w:lvl w:ilvl="1" w:tplc="FFFFFFFF">
+      <w:numFmt w:val="decimal"/>
+      <w:lvlText w:val=""/>
+      <w:lvlJc w:val="left"/>
+      <w:pPr>
+        <w:ind w:left="0" w:firstLine="0"/>
+      </w:pPr>
+    </w:lvl>
+    <w:lvl w:ilvl="2" w:tplc="FFFFFFFF">
+      <w:numFmt w:val="decimal"/>
+      <w:lvlText w:val=""/>
+      <w:lvlJc w:val="left"/>
+      <w:pPr>
+        <w:ind w:left="0" w:firstLine="0"/>
+      </w:pPr>
+    </w:lvl>
+    <w:lvl w:ilvl="3" w:tplc="FFFFFFFF">
+      <w:numFmt w:val="decimal"/>
+      <w:lvlText w:val=""/>
+      <w:lvlJc w:val="left"/>
+      <w:pPr>
+        <w:ind w:left="0" w:firstLine="0"/>
+      </w:pPr>
+    </w:lvl>
+    <w:lvl w:ilvl="4" w:tplc="FFFFFFFF">
+      <w:numFmt w:val="decimal"/>
+      <w:lvlText w:val=""/>
+      <w:lvlJc w:val="left"/>
+      <w:pPr>
+        <w:ind w:left="0" w:firstLine="0"/>
+      </w:pPr>
+    </w:lvl>
+    <w:lvl w:ilvl="5" w:tplc="FFFFFFFF">
+      <w:numFmt w:val="decimal"/>
+      <w:lvlText w:val=""/>
+      <w:lvlJc w:val="left"/>
+      <w:pPr>
+        <w:ind w:left="0" w:firstLine="0"/>
+      </w:pPr>
+    </w:lvl>
+    <w:lvl w:ilvl="6" w:tplc="FFFFFFFF">
+      <w:numFmt w:val="decimal"/>
+      <w:lvlText w:val=""/>
+      <w:lvlJc w:val="left"/>
+      <w:pPr>
+        <w:ind w:left="0" w:firstLine="0"/>
+      </w:pPr>
+    </w:lvl>
+    <w:lvl w:ilvl="7" w:tplc="FFFFFFFF">
+      <w:numFmt w:val="decimal"/>
+      <w:lvlText w:val=""/>
+      <w:lvlJc w:val="left"/>
+      <w:pPr>
+        <w:ind w:left="0" w:firstLine="0"/>
+      </w:pPr>
+    </w:lvl>
+    <w:lvl w:ilvl="8" w:tplc="FFFFFFFF">
+      <w:numFmt w:val="decimal"/>
+      <w:lvlText w:val=""/>
+      <w:lvlJc w:val="left"/>
+      <w:pPr>
+        <w:ind w:left="0" w:firstLine="0"/>
+      </w:pPr>
+    </w:lvl>
+  </w:abstractNum>
+  <w:abstractNum w:abstractNumId="8" w15:restartNumberingAfterBreak="0">
+    <w:nsid w:val="7E0E2782"/>
+    <w:multiLevelType w:val="hybridMultilevel"/>
+    <w:tmpl w:val="E33641A6"/>
+    <w:lvl w:ilvl="0" w:tplc="C9B818AC">
+      <w:start w:val="1"/>
+      <w:numFmt w:val="bullet"/>
+      <w:lvlText w:val=""/>
+      <w:lvlJc w:val="left"/>
+      <w:pPr>
+        <w:ind w:left="720" w:hanging="360"/>
+      </w:pPr>
+      <w:rPr>
+        <w:rFonts w:ascii="Symbol" w:hAnsi="Symbol" w:hint="default"/>
+      </w:rPr>
+    </w:lvl>
+    <w:lvl w:ilvl="1" w:tplc="042A0003" w:tentative="1">
+      <w:start w:val="1"/>
+      <w:numFmt w:val="bullet"/>
+      <w:lvlText w:val="o"/>
+      <w:lvlJc w:val="left"/>
+      <w:pPr>
+        <w:ind w:left="1440" w:hanging="360"/>
+      </w:pPr>
+      <w:rPr>
+        <w:rFonts w:ascii="Courier New" w:hAnsi="Courier New" w:cs="Courier New" w:hint="default"/>
+      </w:rPr>
+    </w:lvl>
+    <w:lvl w:ilvl="2" w:tplc="042A0005" w:tentative="1">
+      <w:start w:val="1"/>
+      <w:numFmt w:val="bullet"/>
+      <w:lvlText w:val=""/>
+      <w:lvlJc w:val="left"/>
+      <w:pPr>
+        <w:ind w:left="2160" w:hanging="360"/>
+      </w:pPr>
+      <w:rPr>
+        <w:rFonts w:ascii="Wingdings" w:hAnsi="Wingdings" w:hint="default"/>
+      </w:rPr>
+    </w:lvl>
+    <w:lvl w:ilvl="3" w:tplc="042A0001" w:tentative="1">
+      <w:start w:val="1"/>
+      <w:numFmt w:val="bullet"/>
+      <w:lvlText w:val=""/>
+      <w:lvlJc w:val="left"/>
+      <w:pPr>
+        <w:ind w:left="2880" w:hanging="360"/>
+      </w:pPr>
+      <w:rPr>
+        <w:rFonts w:ascii="Symbol" w:hAnsi="Symbol" w:hint="default"/>
+      </w:rPr>
+    </w:lvl>
+    <w:lvl w:ilvl="4" w:tplc="042A0003" w:tentative="1">
+      <w:start w:val="1"/>
+      <w:numFmt w:val="bullet"/>
+      <w:lvlText w:val="o"/>
+      <w:lvlJc w:val="left"/>
+      <w:pPr>
+        <w:ind w:left="3600" w:hanging="360"/>
+      </w:pPr>
+      <w:rPr>
+        <w:rFonts w:ascii="Courier New" w:hAnsi="Courier New" w:cs="Courier New" w:hint="default"/>
+      </w:rPr>
+    </w:lvl>
+    <w:lvl w:ilvl="5" w:tplc="042A0005" w:tentative="1">
+      <w:start w:val="1"/>
+      <w:numFmt w:val="bullet"/>
+      <w:lvlText w:val=""/>
+      <w:lvlJc w:val="left"/>
+      <w:pPr>
+        <w:ind w:left="4320" w:hanging="360"/>
+      </w:pPr>
+      <w:rPr>
+        <w:rFonts w:ascii="Wingdings" w:hAnsi="Wingdings" w:hint="default"/>
+      </w:rPr>
+    </w:lvl>
+    <w:lvl w:ilvl="6" w:tplc="042A0001" w:tentative="1">
+      <w:start w:val="1"/>
+      <w:numFmt w:val="bullet"/>
+      <w:lvlText w:val=""/>
+      <w:lvlJc w:val="left"/>
+      <w:pPr>
+        <w:ind w:left="5040" w:hanging="360"/>
+      </w:pPr>
+      <w:rPr>
+        <w:rFonts w:ascii="Symbol" w:hAnsi="Symbol" w:hint="default"/>
+      </w:rPr>
+    </w:lvl>
+    <w:lvl w:ilvl="7" w:tplc="042A0003" w:tentative="1">
+      <w:start w:val="1"/>
+      <w:numFmt w:val="bullet"/>
+      <w:lvlText w:val="o"/>
+      <w:lvlJc w:val="left"/>
+      <w:pPr>
+        <w:ind w:left="5760" w:hanging="360"/>
+      </w:pPr>
+      <w:rPr>
+        <w:rFonts w:ascii="Courier New" w:hAnsi="Courier New" w:cs="Courier New" w:hint="default"/>
+      </w:rPr>
+    </w:lvl>
+    <w:lvl w:ilvl="8" w:tplc="042A0005" w:tentative="1">
+      <w:start w:val="1"/>
+      <w:numFmt w:val="bullet"/>
+      <w:lvlText w:val=""/>
+      <w:lvlJc w:val="left"/>
+      <w:pPr>
+        <w:ind w:left="6480" w:hanging="360"/>
+      </w:pPr>
+      <w:rPr>
+        <w:rFonts w:ascii="Wingdings" w:hAnsi="Wingdings" w:hint="default"/>
+      </w:rPr>
+    </w:lvl>
+  </w:abstractNum>
   <w:num w:numId="1" w16cid:durableId="265119642">
+    <w:abstractNumId w:val="1"/>
+  </w:num>
+  <w:num w:numId="2" w16cid:durableId="225532581">
+    <w:abstractNumId w:val="3"/>
+  </w:num>
+  <w:num w:numId="3" w16cid:durableId="744691719">
+    <w:abstractNumId w:val="8"/>
+  </w:num>
+  <w:num w:numId="4" w16cid:durableId="937568129">
+    <w:abstractNumId w:val="6"/>
+  </w:num>
+  <w:num w:numId="5" w16cid:durableId="1738555670">
+    <w:abstractNumId w:val="4"/>
+  </w:num>
+  <w:num w:numId="6" w16cid:durableId="1630819298">
+    <w:abstractNumId w:val="5"/>
+  </w:num>
+  <w:num w:numId="7" w16cid:durableId="1669022764">
     <w:abstractNumId w:val="0"/>
+  </w:num>
+  <w:num w:numId="8" w16cid:durableId="638995806">
+    <w:abstractNumId w:val="7"/>
+  </w:num>
+  <w:num w:numId="9" w16cid:durableId="1153788683">
+    <w:abstractNumId w:val="2"/>
   </w:num>
 </w:numbering>
 </file>
@@ -4940,6 +7788,7 @@
   <w:style w:type="character" w:default="1" w:styleId="DefaultParagraphFont">
     <w:name w:val="Default Paragraph Font"/>
     <w:uiPriority w:val="1"/>
+    <w:semiHidden/>
     <w:unhideWhenUsed/>
   </w:style>
   <w:style w:type="table" w:default="1" w:styleId="TableNormal">
